--- a/reports/projects/4.4_Report.docx
+++ b/reports/projects/4.4_Report.docx
@@ -464,7 +464,7 @@
                 <w:sz w:val="20"/>
                 <w:szCs w:val="20"/>
               </w:rPr>
-              <w:t xml:space="preserve">2026 Target</w:t>
+              <w:t xml:space="preserve">25-26 Goal</w:t>
             </w:r>
           </w:p>
         </w:tc>
@@ -498,7 +498,7 @@
                 <w:sz w:val="20"/>
                 <w:szCs w:val="20"/>
               </w:rPr>
-              <w:t xml:space="preserve">N/A</w:t>
+              <w:t xml:space="preserve">30</w:t>
             </w:r>
           </w:p>
         </w:tc>
@@ -534,7 +534,7 @@
                 <w:sz w:val="20"/>
                 <w:szCs w:val="20"/>
               </w:rPr>
-              <w:t xml:space="preserve">2030 Target</w:t>
+              <w:t xml:space="preserve">25-26 Stretch</w:t>
             </w:r>
           </w:p>
         </w:tc>
@@ -548,6 +548,76 @@
               <w:right w:val="single" w:color="CCCCCC" w:sz="1"/>
             </w:tcBorders>
             <w:shd w:fill="F0F0F0" w:val="clear"/>
+            <w:tcMar>
+              <w:top w:type="dxa" w:w="60"/>
+              <w:left w:type="dxa" w:w="100"/>
+              <w:bottom w:type="dxa" w:w="60"/>
+              <w:right w:type="dxa" w:w="100"/>
+            </w:tcMar>
+          </w:tcPr>
+          <w:p>
+            <w:pPr>
+              <w:jc w:val="left"/>
+            </w:pPr>
+            <w:r>
+              <w:rPr>
+                <w:rFonts w:ascii="Cambria" w:cs="Cambria" w:eastAsia="Cambria" w:hAnsi="Cambria"/>
+                <w:b w:val="false"/>
+                <w:bCs w:val="false"/>
+                <w:color w:val="C9A84C"/>
+                <w:sz w:val="20"/>
+                <w:szCs w:val="20"/>
+              </w:rPr>
+              <w:t xml:space="preserve">40</w:t>
+            </w:r>
+          </w:p>
+        </w:tc>
+      </w:tr>
+      <w:tr>
+        <w:tc>
+          <w:tcPr>
+            <w:tcW w:type="dxa" w:w="3600"/>
+            <w:tcBorders>
+              <w:top w:val="single" w:color="CCCCCC" w:sz="1"/>
+              <w:left w:val="single" w:color="CCCCCC" w:sz="1"/>
+              <w:bottom w:val="single" w:color="CCCCCC" w:sz="1"/>
+              <w:right w:val="single" w:color="CCCCCC" w:sz="1"/>
+            </w:tcBorders>
+            <w:shd w:fill="FFFFFF" w:val="clear"/>
+            <w:tcMar>
+              <w:top w:type="dxa" w:w="60"/>
+              <w:left w:type="dxa" w:w="100"/>
+              <w:bottom w:type="dxa" w:w="60"/>
+              <w:right w:type="dxa" w:w="100"/>
+            </w:tcMar>
+          </w:tcPr>
+          <w:p>
+            <w:pPr>
+              <w:jc w:val="left"/>
+            </w:pPr>
+            <w:r>
+              <w:rPr>
+                <w:rFonts w:ascii="Cambria" w:cs="Cambria" w:eastAsia="Cambria" w:hAnsi="Cambria"/>
+                <w:b/>
+                <w:bCs/>
+                <w:color w:val="163A5F"/>
+                <w:sz w:val="20"/>
+                <w:szCs w:val="20"/>
+              </w:rPr>
+              <w:t xml:space="preserve">26-27 Goal</w:t>
+            </w:r>
+          </w:p>
+        </w:tc>
+        <w:tc>
+          <w:tcPr>
+            <w:tcW w:type="dxa" w:w="7200"/>
+            <w:tcBorders>
+              <w:top w:val="single" w:color="CCCCCC" w:sz="1"/>
+              <w:left w:val="single" w:color="CCCCCC" w:sz="1"/>
+              <w:bottom w:val="single" w:color="CCCCCC" w:sz="1"/>
+              <w:right w:val="single" w:color="CCCCCC" w:sz="1"/>
+            </w:tcBorders>
+            <w:shd w:fill="FFFFFF" w:val="clear"/>
             <w:tcMar>
               <w:top w:type="dxa" w:w="60"/>
               <w:left w:type="dxa" w:w="100"/>
@@ -568,7 +638,217 @@
                 <w:sz w:val="20"/>
                 <w:szCs w:val="20"/>
               </w:rPr>
-              <w:t xml:space="preserve">N/A</w:t>
+              <w:t xml:space="preserve">50</w:t>
+            </w:r>
+          </w:p>
+        </w:tc>
+      </w:tr>
+      <w:tr>
+        <w:tc>
+          <w:tcPr>
+            <w:tcW w:type="dxa" w:w="3600"/>
+            <w:tcBorders>
+              <w:top w:val="single" w:color="CCCCCC" w:sz="1"/>
+              <w:left w:val="single" w:color="CCCCCC" w:sz="1"/>
+              <w:bottom w:val="single" w:color="CCCCCC" w:sz="1"/>
+              <w:right w:val="single" w:color="CCCCCC" w:sz="1"/>
+            </w:tcBorders>
+            <w:shd w:fill="F0F0F0" w:val="clear"/>
+            <w:tcMar>
+              <w:top w:type="dxa" w:w="60"/>
+              <w:left w:type="dxa" w:w="100"/>
+              <w:bottom w:type="dxa" w:w="60"/>
+              <w:right w:type="dxa" w:w="100"/>
+            </w:tcMar>
+          </w:tcPr>
+          <w:p>
+            <w:pPr>
+              <w:jc w:val="left"/>
+            </w:pPr>
+            <w:r>
+              <w:rPr>
+                <w:rFonts w:ascii="Cambria" w:cs="Cambria" w:eastAsia="Cambria" w:hAnsi="Cambria"/>
+                <w:b/>
+                <w:bCs/>
+                <w:color w:val="163A5F"/>
+                <w:sz w:val="20"/>
+                <w:szCs w:val="20"/>
+              </w:rPr>
+              <w:t xml:space="preserve">27-28 Goal</w:t>
+            </w:r>
+          </w:p>
+        </w:tc>
+        <w:tc>
+          <w:tcPr>
+            <w:tcW w:type="dxa" w:w="7200"/>
+            <w:tcBorders>
+              <w:top w:val="single" w:color="CCCCCC" w:sz="1"/>
+              <w:left w:val="single" w:color="CCCCCC" w:sz="1"/>
+              <w:bottom w:val="single" w:color="CCCCCC" w:sz="1"/>
+              <w:right w:val="single" w:color="CCCCCC" w:sz="1"/>
+            </w:tcBorders>
+            <w:shd w:fill="F0F0F0" w:val="clear"/>
+            <w:tcMar>
+              <w:top w:type="dxa" w:w="60"/>
+              <w:left w:type="dxa" w:w="100"/>
+              <w:bottom w:type="dxa" w:w="60"/>
+              <w:right w:type="dxa" w:w="100"/>
+            </w:tcMar>
+          </w:tcPr>
+          <w:p>
+            <w:pPr>
+              <w:jc w:val="left"/>
+            </w:pPr>
+            <w:r>
+              <w:rPr>
+                <w:rFonts w:ascii="Cambria" w:cs="Cambria" w:eastAsia="Cambria" w:hAnsi="Cambria"/>
+                <w:b w:val="false"/>
+                <w:bCs w:val="false"/>
+                <w:color w:val="333333"/>
+                <w:sz w:val="20"/>
+                <w:szCs w:val="20"/>
+              </w:rPr>
+              <w:t xml:space="preserve">60</w:t>
+            </w:r>
+          </w:p>
+        </w:tc>
+      </w:tr>
+      <w:tr>
+        <w:tc>
+          <w:tcPr>
+            <w:tcW w:type="dxa" w:w="3600"/>
+            <w:tcBorders>
+              <w:top w:val="single" w:color="CCCCCC" w:sz="1"/>
+              <w:left w:val="single" w:color="CCCCCC" w:sz="1"/>
+              <w:bottom w:val="single" w:color="CCCCCC" w:sz="1"/>
+              <w:right w:val="single" w:color="CCCCCC" w:sz="1"/>
+            </w:tcBorders>
+            <w:shd w:fill="FFFFFF" w:val="clear"/>
+            <w:tcMar>
+              <w:top w:type="dxa" w:w="60"/>
+              <w:left w:type="dxa" w:w="100"/>
+              <w:bottom w:type="dxa" w:w="60"/>
+              <w:right w:type="dxa" w:w="100"/>
+            </w:tcMar>
+          </w:tcPr>
+          <w:p>
+            <w:pPr>
+              <w:jc w:val="left"/>
+            </w:pPr>
+            <w:r>
+              <w:rPr>
+                <w:rFonts w:ascii="Cambria" w:cs="Cambria" w:eastAsia="Cambria" w:hAnsi="Cambria"/>
+                <w:b/>
+                <w:bCs/>
+                <w:color w:val="163A5F"/>
+                <w:sz w:val="20"/>
+                <w:szCs w:val="20"/>
+              </w:rPr>
+              <w:t xml:space="preserve">28-29 Goal</w:t>
+            </w:r>
+          </w:p>
+        </w:tc>
+        <w:tc>
+          <w:tcPr>
+            <w:tcW w:type="dxa" w:w="7200"/>
+            <w:tcBorders>
+              <w:top w:val="single" w:color="CCCCCC" w:sz="1"/>
+              <w:left w:val="single" w:color="CCCCCC" w:sz="1"/>
+              <w:bottom w:val="single" w:color="CCCCCC" w:sz="1"/>
+              <w:right w:val="single" w:color="CCCCCC" w:sz="1"/>
+            </w:tcBorders>
+            <w:shd w:fill="FFFFFF" w:val="clear"/>
+            <w:tcMar>
+              <w:top w:type="dxa" w:w="60"/>
+              <w:left w:type="dxa" w:w="100"/>
+              <w:bottom w:type="dxa" w:w="60"/>
+              <w:right w:type="dxa" w:w="100"/>
+            </w:tcMar>
+          </w:tcPr>
+          <w:p>
+            <w:pPr>
+              <w:jc w:val="left"/>
+            </w:pPr>
+            <w:r>
+              <w:rPr>
+                <w:rFonts w:ascii="Cambria" w:cs="Cambria" w:eastAsia="Cambria" w:hAnsi="Cambria"/>
+                <w:b w:val="false"/>
+                <w:bCs w:val="false"/>
+                <w:color w:val="333333"/>
+                <w:sz w:val="20"/>
+                <w:szCs w:val="20"/>
+              </w:rPr>
+              <w:t xml:space="preserve">50</w:t>
+            </w:r>
+          </w:p>
+        </w:tc>
+      </w:tr>
+      <w:tr>
+        <w:tc>
+          <w:tcPr>
+            <w:tcW w:type="dxa" w:w="3600"/>
+            <w:tcBorders>
+              <w:top w:val="single" w:color="CCCCCC" w:sz="1"/>
+              <w:left w:val="single" w:color="CCCCCC" w:sz="1"/>
+              <w:bottom w:val="single" w:color="CCCCCC" w:sz="1"/>
+              <w:right w:val="single" w:color="CCCCCC" w:sz="1"/>
+            </w:tcBorders>
+            <w:shd w:fill="F0F0F0" w:val="clear"/>
+            <w:tcMar>
+              <w:top w:type="dxa" w:w="60"/>
+              <w:left w:type="dxa" w:w="100"/>
+              <w:bottom w:type="dxa" w:w="60"/>
+              <w:right w:type="dxa" w:w="100"/>
+            </w:tcMar>
+          </w:tcPr>
+          <w:p>
+            <w:pPr>
+              <w:jc w:val="left"/>
+            </w:pPr>
+            <w:r>
+              <w:rPr>
+                <w:rFonts w:ascii="Cambria" w:cs="Cambria" w:eastAsia="Cambria" w:hAnsi="Cambria"/>
+                <w:b/>
+                <w:bCs/>
+                <w:color w:val="163A5F"/>
+                <w:sz w:val="20"/>
+                <w:szCs w:val="20"/>
+              </w:rPr>
+              <w:t xml:space="preserve">29-30 Goal (Vision 2030)</w:t>
+            </w:r>
+          </w:p>
+        </w:tc>
+        <w:tc>
+          <w:tcPr>
+            <w:tcW w:type="dxa" w:w="7200"/>
+            <w:tcBorders>
+              <w:top w:val="single" w:color="CCCCCC" w:sz="1"/>
+              <w:left w:val="single" w:color="CCCCCC" w:sz="1"/>
+              <w:bottom w:val="single" w:color="CCCCCC" w:sz="1"/>
+              <w:right w:val="single" w:color="CCCCCC" w:sz="1"/>
+            </w:tcBorders>
+            <w:shd w:fill="F0F0F0" w:val="clear"/>
+            <w:tcMar>
+              <w:top w:type="dxa" w:w="60"/>
+              <w:left w:type="dxa" w:w="100"/>
+              <w:bottom w:type="dxa" w:w="60"/>
+              <w:right w:type="dxa" w:w="100"/>
+            </w:tcMar>
+          </w:tcPr>
+          <w:p>
+            <w:pPr>
+              <w:jc w:val="left"/>
+            </w:pPr>
+            <w:r>
+              <w:rPr>
+                <w:rFonts w:ascii="Cambria" w:cs="Cambria" w:eastAsia="Cambria" w:hAnsi="Cambria"/>
+                <w:b w:val="false"/>
+                <w:bCs w:val="false"/>
+                <w:color w:val="333333"/>
+                <w:sz w:val="20"/>
+                <w:szCs w:val="20"/>
+              </w:rPr>
+              <w:t xml:space="preserve">40</w:t>
             </w:r>
           </w:p>
         </w:tc>

--- a/reports/projects/4.4_Report.docx
+++ b/reports/projects/4.4_Report.docx
@@ -64,7 +64,7 @@
           <w:sz w:val="19"/>
           <w:szCs w:val="19"/>
         </w:rPr>
-        <w:t xml:space="preserve">April 7, 2026</w:t>
+        <w:t xml:space="preserve">April 8, 2026</w:t>
       </w:r>
     </w:p>
     <w:tbl>
@@ -428,7 +428,7 @@
                 <w:sz w:val="20"/>
                 <w:szCs w:val="20"/>
               </w:rPr>
-              <w:t xml:space="preserve">N/A</w:t>
+              <w:t xml:space="preserve">4 policy actions</w:t>
             </w:r>
           </w:p>
         </w:tc>
@@ -498,7 +498,7 @@
                 <w:sz w:val="20"/>
                 <w:szCs w:val="20"/>
               </w:rPr>
-              <w:t xml:space="preserve">30</w:t>
+              <w:t xml:space="preserve">2</w:t>
             </w:r>
           </w:p>
         </w:tc>
@@ -568,7 +568,7 @@
                 <w:sz w:val="20"/>
                 <w:szCs w:val="20"/>
               </w:rPr>
-              <w:t xml:space="preserve">40</w:t>
+              <w:t xml:space="preserve">4</w:t>
             </w:r>
           </w:p>
         </w:tc>
@@ -638,7 +638,7 @@
                 <w:sz w:val="20"/>
                 <w:szCs w:val="20"/>
               </w:rPr>
-              <w:t xml:space="preserve">50</w:t>
+              <w:t xml:space="preserve">5</w:t>
             </w:r>
           </w:p>
         </w:tc>
@@ -708,7 +708,7 @@
                 <w:sz w:val="20"/>
                 <w:szCs w:val="20"/>
               </w:rPr>
-              <w:t xml:space="preserve">60</w:t>
+              <w:t xml:space="preserve">7</w:t>
             </w:r>
           </w:p>
         </w:tc>
@@ -778,7 +778,7 @@
                 <w:sz w:val="20"/>
                 <w:szCs w:val="20"/>
               </w:rPr>
-              <w:t xml:space="preserve">50</w:t>
+              <w:t xml:space="preserve">9</w:t>
             </w:r>
           </w:p>
         </w:tc>
@@ -848,7 +848,7 @@
                 <w:sz w:val="20"/>
                 <w:szCs w:val="20"/>
               </w:rPr>
-              <w:t xml:space="preserve">40</w:t>
+              <w:t xml:space="preserve">10</w:t>
             </w:r>
           </w:p>
         </w:tc>
@@ -873,7 +873,7 @@
           <w:sz w:val="21"/>
           <w:szCs w:val="21"/>
         </w:rPr>
-        <w:t xml:space="preserve">Advance Title 5 updates, AB 123 implementation, draft trailer bill for additional funding; SCFF integration pathway</w:t>
+        <w:t xml:space="preserve">Advance improvements to laws, regulations, procedures, and constituent resolutions focused on removing CPL barriers are enacted</w:t>
       </w:r>
     </w:p>
     <w:p>
@@ -895,7 +895,7 @@
           <w:sz w:val="18"/>
           <w:szCs w:val="18"/>
         </w:rPr>
-        <w:t xml:space="preserve">Date: 2026-04-07</w:t>
+        <w:t xml:space="preserve">Date: 2026-04-08</w:t>
       </w:r>
     </w:p>
     <w:p>
@@ -931,7 +931,7 @@
           <w:sz w:val="21"/>
           <w:szCs w:val="21"/>
         </w:rPr>
-        <w:t xml:space="preserve">AB 123 chaptered establishing first-ever ongoing CPL state funding ($5M ongoing + $15M one-time). Title 5 regulatory updates advanced to reduce residency and access barriers. Draft trailer bill for additional $2M ongoing + $35M one-time under review.</w:t>
+        <w:t xml:space="preserve">20</w:t>
       </w:r>
     </w:p>
     <w:p>
@@ -975,7 +975,7 @@
           <w:sz w:val="18"/>
           <w:szCs w:val="18"/>
         </w:rPr>
-        <w:t xml:space="preserve">3 logged updates — newest first</w:t>
+        <w:t xml:space="preserve">5 logged updates — newest first</w:t>
       </w:r>
     </w:p>
     <w:tbl>
@@ -1095,6 +1095,214 @@
                 <w:szCs w:val="18"/>
               </w:rPr>
               <w:t xml:space="preserve">Note</w:t>
+            </w:r>
+          </w:p>
+        </w:tc>
+      </w:tr>
+      <w:tr>
+        <w:tc>
+          <w:tcPr>
+            <w:tcW w:type="dxa" w:w="1800"/>
+            <w:tcBorders>
+              <w:top w:val="single" w:color="CCCCCC" w:sz="1"/>
+              <w:left w:val="single" w:color="CCCCCC" w:sz="1"/>
+              <w:bottom w:val="single" w:color="CCCCCC" w:sz="1"/>
+              <w:right w:val="single" w:color="CCCCCC" w:sz="1"/>
+            </w:tcBorders>
+            <w:shd w:fill="F9F9F9" w:val="clear"/>
+            <w:tcMar>
+              <w:top w:type="dxa" w:w="60"/>
+              <w:left w:type="dxa" w:w="100"/>
+              <w:bottom w:type="dxa" w:w="60"/>
+              <w:right w:type="dxa" w:w="100"/>
+            </w:tcMar>
+          </w:tcPr>
+          <w:p>
+            <w:pPr>
+              <w:jc w:val="left"/>
+            </w:pPr>
+            <w:r>
+              <w:rPr>
+                <w:rFonts w:ascii="Cambria" w:cs="Cambria" w:eastAsia="Cambria" w:hAnsi="Cambria"/>
+                <w:b w:val="false"/>
+                <w:bCs w:val="false"/>
+                <w:color w:val="666666"/>
+                <w:sz w:val="18"/>
+                <w:szCs w:val="18"/>
+              </w:rPr>
+              <w:t xml:space="preserve">2026-04-08</w:t>
+            </w:r>
+          </w:p>
+        </w:tc>
+        <w:tc>
+          <w:tcPr>
+            <w:tcW w:type="dxa" w:w="1600"/>
+            <w:tcBorders>
+              <w:top w:val="single" w:color="CCCCCC" w:sz="1"/>
+              <w:left w:val="single" w:color="CCCCCC" w:sz="1"/>
+              <w:bottom w:val="single" w:color="CCCCCC" w:sz="1"/>
+              <w:right w:val="single" w:color="CCCCCC" w:sz="1"/>
+            </w:tcBorders>
+            <w:shd w:fill="F9F9F9" w:val="clear"/>
+            <w:tcMar>
+              <w:top w:type="dxa" w:w="60"/>
+              <w:left w:type="dxa" w:w="100"/>
+              <w:bottom w:type="dxa" w:w="60"/>
+              <w:right w:type="dxa" w:w="100"/>
+            </w:tcMar>
+          </w:tcPr>
+          <w:p>
+            <w:pPr>
+              <w:jc w:val="center"/>
+            </w:pPr>
+            <w:r>
+              <w:rPr>
+                <w:rFonts w:ascii="Cambria" w:cs="Cambria" w:eastAsia="Cambria" w:hAnsi="Cambria"/>
+                <w:b/>
+                <w:bCs/>
+                <w:color w:val="163A5F"/>
+                <w:sz w:val="17"/>
+                <w:szCs w:val="17"/>
+              </w:rPr>
+              <w:t xml:space="preserve">Progress Update</w:t>
+            </w:r>
+          </w:p>
+        </w:tc>
+        <w:tc>
+          <w:tcPr>
+            <w:tcW w:type="dxa" w:w="7400"/>
+            <w:tcBorders>
+              <w:top w:val="single" w:color="CCCCCC" w:sz="1"/>
+              <w:left w:val="single" w:color="CCCCCC" w:sz="1"/>
+              <w:bottom w:val="single" w:color="CCCCCC" w:sz="1"/>
+              <w:right w:val="single" w:color="CCCCCC" w:sz="1"/>
+            </w:tcBorders>
+            <w:shd w:fill="F9F9F9" w:val="clear"/>
+            <w:tcMar>
+              <w:top w:type="dxa" w:w="60"/>
+              <w:left w:type="dxa" w:w="100"/>
+              <w:bottom w:type="dxa" w:w="60"/>
+              <w:right w:type="dxa" w:w="100"/>
+            </w:tcMar>
+          </w:tcPr>
+          <w:p>
+            <w:pPr>
+              <w:jc w:val="left"/>
+            </w:pPr>
+            <w:r>
+              <w:rPr>
+                <w:rFonts w:ascii="Cambria" w:cs="Cambria" w:eastAsia="Cambria" w:hAnsi="Cambria"/>
+                <w:b w:val="false"/>
+                <w:bCs w:val="false"/>
+                <w:color w:val="333333"/>
+                <w:sz w:val="18"/>
+                <w:szCs w:val="18"/>
+              </w:rPr>
+              <w:t xml:space="preserve">AB 123 chaptered ($5M ongoing + $15M one-time); Title 5 updates advanced; $2M + $35M proposed in Governor's 2026 budget</w:t>
+            </w:r>
+          </w:p>
+        </w:tc>
+      </w:tr>
+      <w:tr>
+        <w:tc>
+          <w:tcPr>
+            <w:tcW w:type="dxa" w:w="1800"/>
+            <w:tcBorders>
+              <w:top w:val="single" w:color="CCCCCC" w:sz="1"/>
+              <w:left w:val="single" w:color="CCCCCC" w:sz="1"/>
+              <w:bottom w:val="single" w:color="CCCCCC" w:sz="1"/>
+              <w:right w:val="single" w:color="CCCCCC" w:sz="1"/>
+            </w:tcBorders>
+            <w:shd w:fill="FFFFFF" w:val="clear"/>
+            <w:tcMar>
+              <w:top w:type="dxa" w:w="60"/>
+              <w:left w:type="dxa" w:w="100"/>
+              <w:bottom w:type="dxa" w:w="60"/>
+              <w:right w:type="dxa" w:w="100"/>
+            </w:tcMar>
+          </w:tcPr>
+          <w:p>
+            <w:pPr>
+              <w:jc w:val="left"/>
+            </w:pPr>
+            <w:r>
+              <w:rPr>
+                <w:rFonts w:ascii="Cambria" w:cs="Cambria" w:eastAsia="Cambria" w:hAnsi="Cambria"/>
+                <w:b w:val="false"/>
+                <w:bCs w:val="false"/>
+                <w:color w:val="666666"/>
+                <w:sz w:val="18"/>
+                <w:szCs w:val="18"/>
+              </w:rPr>
+              <w:t xml:space="preserve">2026-04-08</w:t>
+            </w:r>
+          </w:p>
+        </w:tc>
+        <w:tc>
+          <w:tcPr>
+            <w:tcW w:type="dxa" w:w="1600"/>
+            <w:tcBorders>
+              <w:top w:val="single" w:color="CCCCCC" w:sz="1"/>
+              <w:left w:val="single" w:color="CCCCCC" w:sz="1"/>
+              <w:bottom w:val="single" w:color="CCCCCC" w:sz="1"/>
+              <w:right w:val="single" w:color="CCCCCC" w:sz="1"/>
+            </w:tcBorders>
+            <w:shd w:fill="FFFFFF" w:val="clear"/>
+            <w:tcMar>
+              <w:top w:type="dxa" w:w="60"/>
+              <w:left w:type="dxa" w:w="100"/>
+              <w:bottom w:type="dxa" w:w="60"/>
+              <w:right w:type="dxa" w:w="100"/>
+            </w:tcMar>
+          </w:tcPr>
+          <w:p>
+            <w:pPr>
+              <w:jc w:val="center"/>
+            </w:pPr>
+            <w:r>
+              <w:rPr>
+                <w:rFonts w:ascii="Cambria" w:cs="Cambria" w:eastAsia="Cambria" w:hAnsi="Cambria"/>
+                <w:b/>
+                <w:bCs/>
+                <w:color w:val="C9A84C"/>
+                <w:sz w:val="17"/>
+                <w:szCs w:val="17"/>
+              </w:rPr>
+              <w:t xml:space="preserve">Workplan</w:t>
+            </w:r>
+          </w:p>
+        </w:tc>
+        <w:tc>
+          <w:tcPr>
+            <w:tcW w:type="dxa" w:w="7400"/>
+            <w:tcBorders>
+              <w:top w:val="single" w:color="CCCCCC" w:sz="1"/>
+              <w:left w:val="single" w:color="CCCCCC" w:sz="1"/>
+              <w:bottom w:val="single" w:color="CCCCCC" w:sz="1"/>
+              <w:right w:val="single" w:color="CCCCCC" w:sz="1"/>
+            </w:tcBorders>
+            <w:shd w:fill="FFFFFF" w:val="clear"/>
+            <w:tcMar>
+              <w:top w:type="dxa" w:w="60"/>
+              <w:left w:type="dxa" w:w="100"/>
+              <w:bottom w:type="dxa" w:w="60"/>
+              <w:right w:type="dxa" w:w="100"/>
+            </w:tcMar>
+          </w:tcPr>
+          <w:p>
+            <w:pPr>
+              <w:jc w:val="left"/>
+            </w:pPr>
+            <w:r>
+              <w:rPr>
+                <w:rFonts w:ascii="Cambria" w:cs="Cambria" w:eastAsia="Cambria" w:hAnsi="Cambria"/>
+                <w:b w:val="false"/>
+                <w:bCs w:val="false"/>
+                <w:color w:val="333333"/>
+                <w:sz w:val="18"/>
+                <w:szCs w:val="18"/>
+              </w:rPr>
+              <w:t xml:space="preserve">20</w:t>
             </w:r>
           </w:p>
         </w:tc>
@@ -1483,7 +1691,7 @@
         <w:sz w:val="14"/>
         <w:szCs w:val="14"/>
       </w:rPr>
-      <w:t xml:space="preserve">Generated April 7, 2026  |  California Community Colleges  |  MAP Initiative</w:t>
+      <w:t xml:space="preserve">Generated April 8, 2026  |  California Community Colleges  |  MAP Initiative</w:t>
     </w:r>
     <w:r>
       <w:rPr>

--- a/reports/projects/4.4_Report.docx
+++ b/reports/projects/4.4_Report.docx
@@ -394,7 +394,7 @@
                 <w:sz w:val="20"/>
                 <w:szCs w:val="20"/>
               </w:rPr>
-              <w:t xml:space="preserve">KPI Metric</w:t>
+              <w:t xml:space="preserve">KPI Current</w:t>
             </w:r>
           </w:p>
         </w:tc>
@@ -464,7 +464,147 @@
                 <w:sz w:val="20"/>
                 <w:szCs w:val="20"/>
               </w:rPr>
-              <w:t xml:space="preserve">25-26 Goal</w:t>
+              <w:t xml:space="preserve">2030 Goal</w:t>
+            </w:r>
+          </w:p>
+        </w:tc>
+        <w:tc>
+          <w:tcPr>
+            <w:tcW w:type="dxa" w:w="7200"/>
+            <w:tcBorders>
+              <w:top w:val="single" w:color="CCCCCC" w:sz="1"/>
+              <w:left w:val="single" w:color="CCCCCC" w:sz="1"/>
+              <w:bottom w:val="single" w:color="CCCCCC" w:sz="1"/>
+              <w:right w:val="single" w:color="CCCCCC" w:sz="1"/>
+            </w:tcBorders>
+            <w:shd w:fill="FFFFFF" w:val="clear"/>
+            <w:tcMar>
+              <w:top w:type="dxa" w:w="60"/>
+              <w:left w:type="dxa" w:w="100"/>
+              <w:bottom w:type="dxa" w:w="60"/>
+              <w:right w:type="dxa" w:w="100"/>
+            </w:tcMar>
+          </w:tcPr>
+          <w:p>
+            <w:pPr>
+              <w:jc w:val="left"/>
+            </w:pPr>
+            <w:r>
+              <w:rPr>
+                <w:rFonts w:ascii="Cambria" w:cs="Cambria" w:eastAsia="Cambria" w:hAnsi="Cambria"/>
+                <w:b w:val="false"/>
+                <w:bCs w:val="false"/>
+                <w:color w:val="0A2240"/>
+                <w:sz w:val="20"/>
+                <w:szCs w:val="20"/>
+              </w:rPr>
+              <w:t xml:space="preserve">10</w:t>
+            </w:r>
+          </w:p>
+        </w:tc>
+      </w:tr>
+      <w:tr>
+        <w:tc>
+          <w:tcPr>
+            <w:tcW w:type="dxa" w:w="3600"/>
+            <w:tcBorders>
+              <w:top w:val="single" w:color="CCCCCC" w:sz="1"/>
+              <w:left w:val="single" w:color="CCCCCC" w:sz="1"/>
+              <w:bottom w:val="single" w:color="CCCCCC" w:sz="1"/>
+              <w:right w:val="single" w:color="CCCCCC" w:sz="1"/>
+            </w:tcBorders>
+            <w:shd w:fill="F0F0F0" w:val="clear"/>
+            <w:tcMar>
+              <w:top w:type="dxa" w:w="60"/>
+              <w:left w:type="dxa" w:w="100"/>
+              <w:bottom w:type="dxa" w:w="60"/>
+              <w:right w:type="dxa" w:w="100"/>
+            </w:tcMar>
+          </w:tcPr>
+          <w:p>
+            <w:pPr>
+              <w:jc w:val="left"/>
+            </w:pPr>
+            <w:r>
+              <w:rPr>
+                <w:rFonts w:ascii="Cambria" w:cs="Cambria" w:eastAsia="Cambria" w:hAnsi="Cambria"/>
+                <w:b/>
+                <w:bCs/>
+                <w:color w:val="163A5F"/>
+                <w:sz w:val="20"/>
+                <w:szCs w:val="20"/>
+              </w:rPr>
+              <w:t xml:space="preserve">2030 Stretch</w:t>
+            </w:r>
+          </w:p>
+        </w:tc>
+        <w:tc>
+          <w:tcPr>
+            <w:tcW w:type="dxa" w:w="7200"/>
+            <w:tcBorders>
+              <w:top w:val="single" w:color="CCCCCC" w:sz="1"/>
+              <w:left w:val="single" w:color="CCCCCC" w:sz="1"/>
+              <w:bottom w:val="single" w:color="CCCCCC" w:sz="1"/>
+              <w:right w:val="single" w:color="CCCCCC" w:sz="1"/>
+            </w:tcBorders>
+            <w:shd w:fill="F0F0F0" w:val="clear"/>
+            <w:tcMar>
+              <w:top w:type="dxa" w:w="60"/>
+              <w:left w:type="dxa" w:w="100"/>
+              <w:bottom w:type="dxa" w:w="60"/>
+              <w:right w:type="dxa" w:w="100"/>
+            </w:tcMar>
+          </w:tcPr>
+          <w:p>
+            <w:pPr>
+              <w:jc w:val="left"/>
+            </w:pPr>
+            <w:r>
+              <w:rPr>
+                <w:rFonts w:ascii="Cambria" w:cs="Cambria" w:eastAsia="Cambria" w:hAnsi="Cambria"/>
+                <w:b w:val="false"/>
+                <w:bCs w:val="false"/>
+                <w:color w:val="C9A84C"/>
+                <w:sz w:val="20"/>
+                <w:szCs w:val="20"/>
+              </w:rPr>
+              <w:t xml:space="preserve">18</w:t>
+            </w:r>
+          </w:p>
+        </w:tc>
+      </w:tr>
+      <w:tr>
+        <w:tc>
+          <w:tcPr>
+            <w:tcW w:type="dxa" w:w="3600"/>
+            <w:tcBorders>
+              <w:top w:val="single" w:color="CCCCCC" w:sz="1"/>
+              <w:left w:val="single" w:color="CCCCCC" w:sz="1"/>
+              <w:bottom w:val="single" w:color="CCCCCC" w:sz="1"/>
+              <w:right w:val="single" w:color="CCCCCC" w:sz="1"/>
+            </w:tcBorders>
+            <w:shd w:fill="FFFFFF" w:val="clear"/>
+            <w:tcMar>
+              <w:top w:type="dxa" w:w="60"/>
+              <w:left w:type="dxa" w:w="100"/>
+              <w:bottom w:type="dxa" w:w="60"/>
+              <w:right w:type="dxa" w:w="100"/>
+            </w:tcMar>
+          </w:tcPr>
+          <w:p>
+            <w:pPr>
+              <w:jc w:val="left"/>
+            </w:pPr>
+            <w:r>
+              <w:rPr>
+                <w:rFonts w:ascii="Cambria" w:cs="Cambria" w:eastAsia="Cambria" w:hAnsi="Cambria"/>
+                <w:b/>
+                <w:bCs/>
+                <w:color w:val="163A5F"/>
+                <w:sz w:val="20"/>
+                <w:szCs w:val="20"/>
+              </w:rPr>
+              <w:t xml:space="preserve">25-26</w:t>
             </w:r>
           </w:p>
         </w:tc>
@@ -498,7 +638,7 @@
                 <w:sz w:val="20"/>
                 <w:szCs w:val="20"/>
               </w:rPr>
-              <w:t xml:space="preserve">2</w:t>
+              <w:t xml:space="preserve">4/2</w:t>
             </w:r>
           </w:p>
         </w:tc>
@@ -534,7 +674,7 @@
                 <w:sz w:val="20"/>
                 <w:szCs w:val="20"/>
               </w:rPr>
-              <w:t xml:space="preserve">25-26 Stretch</w:t>
+              <w:t xml:space="preserve">26-27</w:t>
             </w:r>
           </w:p>
         </w:tc>
@@ -564,11 +704,11 @@
                 <w:rFonts w:ascii="Cambria" w:cs="Cambria" w:eastAsia="Cambria" w:hAnsi="Cambria"/>
                 <w:b w:val="false"/>
                 <w:bCs w:val="false"/>
-                <w:color w:val="C9A84C"/>
-                <w:sz w:val="20"/>
-                <w:szCs w:val="20"/>
-              </w:rPr>
-              <w:t xml:space="preserve">4</w:t>
+                <w:color w:val="333333"/>
+                <w:sz w:val="20"/>
+                <w:szCs w:val="20"/>
+              </w:rPr>
+              <w:t xml:space="preserve">4/5</w:t>
             </w:r>
           </w:p>
         </w:tc>
@@ -604,7 +744,7 @@
                 <w:sz w:val="20"/>
                 <w:szCs w:val="20"/>
               </w:rPr>
-              <w:t xml:space="preserve">26-27 Goal</w:t>
+              <w:t xml:space="preserve">27-28</w:t>
             </w:r>
           </w:p>
         </w:tc>
@@ -638,7 +778,7 @@
                 <w:sz w:val="20"/>
                 <w:szCs w:val="20"/>
               </w:rPr>
-              <w:t xml:space="preserve">5</w:t>
+              <w:t xml:space="preserve">4/7</w:t>
             </w:r>
           </w:p>
         </w:tc>
@@ -674,7 +814,7 @@
                 <w:sz w:val="20"/>
                 <w:szCs w:val="20"/>
               </w:rPr>
-              <w:t xml:space="preserve">27-28 Goal</w:t>
+              <w:t xml:space="preserve">28-29</w:t>
             </w:r>
           </w:p>
         </w:tc>
@@ -708,7 +848,7 @@
                 <w:sz w:val="20"/>
                 <w:szCs w:val="20"/>
               </w:rPr>
-              <w:t xml:space="preserve">7</w:t>
+              <w:t xml:space="preserve">4/9</w:t>
             </w:r>
           </w:p>
         </w:tc>
@@ -744,7 +884,7 @@
                 <w:sz w:val="20"/>
                 <w:szCs w:val="20"/>
               </w:rPr>
-              <w:t xml:space="preserve">28-29 Goal</w:t>
+              <w:t xml:space="preserve">29-30</w:t>
             </w:r>
           </w:p>
         </w:tc>
@@ -778,77 +918,7 @@
                 <w:sz w:val="20"/>
                 <w:szCs w:val="20"/>
               </w:rPr>
-              <w:t xml:space="preserve">9</w:t>
-            </w:r>
-          </w:p>
-        </w:tc>
-      </w:tr>
-      <w:tr>
-        <w:tc>
-          <w:tcPr>
-            <w:tcW w:type="dxa" w:w="3600"/>
-            <w:tcBorders>
-              <w:top w:val="single" w:color="CCCCCC" w:sz="1"/>
-              <w:left w:val="single" w:color="CCCCCC" w:sz="1"/>
-              <w:bottom w:val="single" w:color="CCCCCC" w:sz="1"/>
-              <w:right w:val="single" w:color="CCCCCC" w:sz="1"/>
-            </w:tcBorders>
-            <w:shd w:fill="F0F0F0" w:val="clear"/>
-            <w:tcMar>
-              <w:top w:type="dxa" w:w="60"/>
-              <w:left w:type="dxa" w:w="100"/>
-              <w:bottom w:type="dxa" w:w="60"/>
-              <w:right w:type="dxa" w:w="100"/>
-            </w:tcMar>
-          </w:tcPr>
-          <w:p>
-            <w:pPr>
-              <w:jc w:val="left"/>
-            </w:pPr>
-            <w:r>
-              <w:rPr>
-                <w:rFonts w:ascii="Cambria" w:cs="Cambria" w:eastAsia="Cambria" w:hAnsi="Cambria"/>
-                <w:b/>
-                <w:bCs/>
-                <w:color w:val="163A5F"/>
-                <w:sz w:val="20"/>
-                <w:szCs w:val="20"/>
-              </w:rPr>
-              <w:t xml:space="preserve">29-30 Goal (Vision 2030)</w:t>
-            </w:r>
-          </w:p>
-        </w:tc>
-        <w:tc>
-          <w:tcPr>
-            <w:tcW w:type="dxa" w:w="7200"/>
-            <w:tcBorders>
-              <w:top w:val="single" w:color="CCCCCC" w:sz="1"/>
-              <w:left w:val="single" w:color="CCCCCC" w:sz="1"/>
-              <w:bottom w:val="single" w:color="CCCCCC" w:sz="1"/>
-              <w:right w:val="single" w:color="CCCCCC" w:sz="1"/>
-            </w:tcBorders>
-            <w:shd w:fill="F0F0F0" w:val="clear"/>
-            <w:tcMar>
-              <w:top w:type="dxa" w:w="60"/>
-              <w:left w:type="dxa" w:w="100"/>
-              <w:bottom w:type="dxa" w:w="60"/>
-              <w:right w:type="dxa" w:w="100"/>
-            </w:tcMar>
-          </w:tcPr>
-          <w:p>
-            <w:pPr>
-              <w:jc w:val="left"/>
-            </w:pPr>
-            <w:r>
-              <w:rPr>
-                <w:rFonts w:ascii="Cambria" w:cs="Cambria" w:eastAsia="Cambria" w:hAnsi="Cambria"/>
-                <w:b w:val="false"/>
-                <w:bCs w:val="false"/>
-                <w:color w:val="333333"/>
-                <w:sz w:val="20"/>
-                <w:szCs w:val="20"/>
-              </w:rPr>
-              <w:t xml:space="preserve">10</w:t>
+              <w:t xml:space="preserve">4/10</w:t>
             </w:r>
           </w:p>
         </w:tc>

--- a/reports/projects/4.4_Report.docx
+++ b/reports/projects/4.4_Report.docx
@@ -965,7 +965,7 @@
           <w:sz w:val="18"/>
           <w:szCs w:val="18"/>
         </w:rPr>
-        <w:t xml:space="preserve">Date: 2026-04-08</w:t>
+        <w:t xml:space="preserve">Date: 2026-04-07</w:t>
       </w:r>
     </w:p>
     <w:p>
@@ -1001,7 +1001,7 @@
           <w:sz w:val="21"/>
           <w:szCs w:val="21"/>
         </w:rPr>
-        <w:t xml:space="preserve">20</w:t>
+        <w:t xml:space="preserve">AB 123 chaptered establishing first-ever ongoing CPL state funding ($5M ongoing + $15M one-time). Title 5 regulatory updates advanced to reduce residency and access barriers. Draft trailer bill for additional $2M ongoing + $35M one-time under review.</w:t>
       </w:r>
     </w:p>
     <w:p>
@@ -1045,7 +1045,7 @@
           <w:sz w:val="18"/>
           <w:szCs w:val="18"/>
         </w:rPr>
-        <w:t xml:space="preserve">5 logged updates — newest first</w:t>
+        <w:t xml:space="preserve">3 logged updates — newest first</w:t>
       </w:r>
     </w:p>
     <w:tbl>
@@ -1165,214 +1165,6 @@
                 <w:szCs w:val="18"/>
               </w:rPr>
               <w:t xml:space="preserve">Note</w:t>
-            </w:r>
-          </w:p>
-        </w:tc>
-      </w:tr>
-      <w:tr>
-        <w:tc>
-          <w:tcPr>
-            <w:tcW w:type="dxa" w:w="1800"/>
-            <w:tcBorders>
-              <w:top w:val="single" w:color="CCCCCC" w:sz="1"/>
-              <w:left w:val="single" w:color="CCCCCC" w:sz="1"/>
-              <w:bottom w:val="single" w:color="CCCCCC" w:sz="1"/>
-              <w:right w:val="single" w:color="CCCCCC" w:sz="1"/>
-            </w:tcBorders>
-            <w:shd w:fill="F9F9F9" w:val="clear"/>
-            <w:tcMar>
-              <w:top w:type="dxa" w:w="60"/>
-              <w:left w:type="dxa" w:w="100"/>
-              <w:bottom w:type="dxa" w:w="60"/>
-              <w:right w:type="dxa" w:w="100"/>
-            </w:tcMar>
-          </w:tcPr>
-          <w:p>
-            <w:pPr>
-              <w:jc w:val="left"/>
-            </w:pPr>
-            <w:r>
-              <w:rPr>
-                <w:rFonts w:ascii="Cambria" w:cs="Cambria" w:eastAsia="Cambria" w:hAnsi="Cambria"/>
-                <w:b w:val="false"/>
-                <w:bCs w:val="false"/>
-                <w:color w:val="666666"/>
-                <w:sz w:val="18"/>
-                <w:szCs w:val="18"/>
-              </w:rPr>
-              <w:t xml:space="preserve">2026-04-08</w:t>
-            </w:r>
-          </w:p>
-        </w:tc>
-        <w:tc>
-          <w:tcPr>
-            <w:tcW w:type="dxa" w:w="1600"/>
-            <w:tcBorders>
-              <w:top w:val="single" w:color="CCCCCC" w:sz="1"/>
-              <w:left w:val="single" w:color="CCCCCC" w:sz="1"/>
-              <w:bottom w:val="single" w:color="CCCCCC" w:sz="1"/>
-              <w:right w:val="single" w:color="CCCCCC" w:sz="1"/>
-            </w:tcBorders>
-            <w:shd w:fill="F9F9F9" w:val="clear"/>
-            <w:tcMar>
-              <w:top w:type="dxa" w:w="60"/>
-              <w:left w:type="dxa" w:w="100"/>
-              <w:bottom w:type="dxa" w:w="60"/>
-              <w:right w:type="dxa" w:w="100"/>
-            </w:tcMar>
-          </w:tcPr>
-          <w:p>
-            <w:pPr>
-              <w:jc w:val="center"/>
-            </w:pPr>
-            <w:r>
-              <w:rPr>
-                <w:rFonts w:ascii="Cambria" w:cs="Cambria" w:eastAsia="Cambria" w:hAnsi="Cambria"/>
-                <w:b/>
-                <w:bCs/>
-                <w:color w:val="163A5F"/>
-                <w:sz w:val="17"/>
-                <w:szCs w:val="17"/>
-              </w:rPr>
-              <w:t xml:space="preserve">Progress Update</w:t>
-            </w:r>
-          </w:p>
-        </w:tc>
-        <w:tc>
-          <w:tcPr>
-            <w:tcW w:type="dxa" w:w="7400"/>
-            <w:tcBorders>
-              <w:top w:val="single" w:color="CCCCCC" w:sz="1"/>
-              <w:left w:val="single" w:color="CCCCCC" w:sz="1"/>
-              <w:bottom w:val="single" w:color="CCCCCC" w:sz="1"/>
-              <w:right w:val="single" w:color="CCCCCC" w:sz="1"/>
-            </w:tcBorders>
-            <w:shd w:fill="F9F9F9" w:val="clear"/>
-            <w:tcMar>
-              <w:top w:type="dxa" w:w="60"/>
-              <w:left w:type="dxa" w:w="100"/>
-              <w:bottom w:type="dxa" w:w="60"/>
-              <w:right w:type="dxa" w:w="100"/>
-            </w:tcMar>
-          </w:tcPr>
-          <w:p>
-            <w:pPr>
-              <w:jc w:val="left"/>
-            </w:pPr>
-            <w:r>
-              <w:rPr>
-                <w:rFonts w:ascii="Cambria" w:cs="Cambria" w:eastAsia="Cambria" w:hAnsi="Cambria"/>
-                <w:b w:val="false"/>
-                <w:bCs w:val="false"/>
-                <w:color w:val="333333"/>
-                <w:sz w:val="18"/>
-                <w:szCs w:val="18"/>
-              </w:rPr>
-              <w:t xml:space="preserve">AB 123 chaptered ($5M ongoing + $15M one-time); Title 5 updates advanced; $2M + $35M proposed in Governor's 2026 budget</w:t>
-            </w:r>
-          </w:p>
-        </w:tc>
-      </w:tr>
-      <w:tr>
-        <w:tc>
-          <w:tcPr>
-            <w:tcW w:type="dxa" w:w="1800"/>
-            <w:tcBorders>
-              <w:top w:val="single" w:color="CCCCCC" w:sz="1"/>
-              <w:left w:val="single" w:color="CCCCCC" w:sz="1"/>
-              <w:bottom w:val="single" w:color="CCCCCC" w:sz="1"/>
-              <w:right w:val="single" w:color="CCCCCC" w:sz="1"/>
-            </w:tcBorders>
-            <w:shd w:fill="FFFFFF" w:val="clear"/>
-            <w:tcMar>
-              <w:top w:type="dxa" w:w="60"/>
-              <w:left w:type="dxa" w:w="100"/>
-              <w:bottom w:type="dxa" w:w="60"/>
-              <w:right w:type="dxa" w:w="100"/>
-            </w:tcMar>
-          </w:tcPr>
-          <w:p>
-            <w:pPr>
-              <w:jc w:val="left"/>
-            </w:pPr>
-            <w:r>
-              <w:rPr>
-                <w:rFonts w:ascii="Cambria" w:cs="Cambria" w:eastAsia="Cambria" w:hAnsi="Cambria"/>
-                <w:b w:val="false"/>
-                <w:bCs w:val="false"/>
-                <w:color w:val="666666"/>
-                <w:sz w:val="18"/>
-                <w:szCs w:val="18"/>
-              </w:rPr>
-              <w:t xml:space="preserve">2026-04-08</w:t>
-            </w:r>
-          </w:p>
-        </w:tc>
-        <w:tc>
-          <w:tcPr>
-            <w:tcW w:type="dxa" w:w="1600"/>
-            <w:tcBorders>
-              <w:top w:val="single" w:color="CCCCCC" w:sz="1"/>
-              <w:left w:val="single" w:color="CCCCCC" w:sz="1"/>
-              <w:bottom w:val="single" w:color="CCCCCC" w:sz="1"/>
-              <w:right w:val="single" w:color="CCCCCC" w:sz="1"/>
-            </w:tcBorders>
-            <w:shd w:fill="FFFFFF" w:val="clear"/>
-            <w:tcMar>
-              <w:top w:type="dxa" w:w="60"/>
-              <w:left w:type="dxa" w:w="100"/>
-              <w:bottom w:type="dxa" w:w="60"/>
-              <w:right w:type="dxa" w:w="100"/>
-            </w:tcMar>
-          </w:tcPr>
-          <w:p>
-            <w:pPr>
-              <w:jc w:val="center"/>
-            </w:pPr>
-            <w:r>
-              <w:rPr>
-                <w:rFonts w:ascii="Cambria" w:cs="Cambria" w:eastAsia="Cambria" w:hAnsi="Cambria"/>
-                <w:b/>
-                <w:bCs/>
-                <w:color w:val="C9A84C"/>
-                <w:sz w:val="17"/>
-                <w:szCs w:val="17"/>
-              </w:rPr>
-              <w:t xml:space="preserve">Workplan</w:t>
-            </w:r>
-          </w:p>
-        </w:tc>
-        <w:tc>
-          <w:tcPr>
-            <w:tcW w:type="dxa" w:w="7400"/>
-            <w:tcBorders>
-              <w:top w:val="single" w:color="CCCCCC" w:sz="1"/>
-              <w:left w:val="single" w:color="CCCCCC" w:sz="1"/>
-              <w:bottom w:val="single" w:color="CCCCCC" w:sz="1"/>
-              <w:right w:val="single" w:color="CCCCCC" w:sz="1"/>
-            </w:tcBorders>
-            <w:shd w:fill="FFFFFF" w:val="clear"/>
-            <w:tcMar>
-              <w:top w:type="dxa" w:w="60"/>
-              <w:left w:type="dxa" w:w="100"/>
-              <w:bottom w:type="dxa" w:w="60"/>
-              <w:right w:type="dxa" w:w="100"/>
-            </w:tcMar>
-          </w:tcPr>
-          <w:p>
-            <w:pPr>
-              <w:jc w:val="left"/>
-            </w:pPr>
-            <w:r>
-              <w:rPr>
-                <w:rFonts w:ascii="Cambria" w:cs="Cambria" w:eastAsia="Cambria" w:hAnsi="Cambria"/>
-                <w:b w:val="false"/>
-                <w:bCs w:val="false"/>
-                <w:color w:val="333333"/>
-                <w:sz w:val="18"/>
-                <w:szCs w:val="18"/>
-              </w:rPr>
-              <w:t xml:space="preserve">20</w:t>
             </w:r>
           </w:p>
         </w:tc>

--- a/reports/projects/4.4_Report.docx
+++ b/reports/projects/4.4_Report.docx
@@ -64,7 +64,7 @@
           <w:sz w:val="19"/>
           <w:szCs w:val="19"/>
         </w:rPr>
-        <w:t xml:space="preserve">April 8, 2026</w:t>
+        <w:t xml:space="preserve">April 14, 2026</w:t>
       </w:r>
     </w:p>
     <w:tbl>
@@ -1553,7 +1553,7 @@
         <w:sz w:val="14"/>
         <w:szCs w:val="14"/>
       </w:rPr>
-      <w:t xml:space="preserve">Generated April 8, 2026  |  California Community Colleges  |  MAP Initiative</w:t>
+      <w:t xml:space="preserve">Generated April 14, 2026  |  California Community Colleges  |  MAP Initiative</w:t>
     </w:r>
     <w:r>
       <w:rPr>

--- a/reports/projects/4.4_Report.docx
+++ b/reports/projects/4.4_Report.docx
@@ -13,12 +13,12 @@
       </w:pPr>
       <w:r>
         <w:rPr>
-          <w:rFonts w:ascii="Cambria" w:cs="Cambria" w:eastAsia="Cambria" w:hAnsi="Cambria"/>
           <w:b/>
           <w:bCs/>
           <w:color w:val="0A2240"/>
           <w:sz w:val="32"/>
           <w:szCs w:val="32"/>
+          <w:rFonts w:ascii="Cambria" w:cs="Cambria" w:eastAsia="Cambria" w:hAnsi="Cambria"/>
         </w:rPr>
         <w:t xml:space="preserve">4.4  Law &amp; Regulation Review</w:t>
       </w:r>
@@ -30,12 +30,12 @@
       </w:pPr>
       <w:r>
         <w:rPr>
-          <w:rFonts w:ascii="Cambria" w:cs="Cambria" w:eastAsia="Cambria" w:hAnsi="Cambria"/>
           <w:b/>
           <w:bCs/>
           <w:color w:val="2A7D4F"/>
           <w:sz w:val="24"/>
           <w:szCs w:val="24"/>
+          <w:rFonts w:ascii="Cambria" w:cs="Cambria" w:eastAsia="Cambria" w:hAnsi="Cambria"/>
         </w:rPr>
         <w:t xml:space="preserve">✔ On Track</w:t>
       </w:r>
@@ -50,21 +50,21 @@
       </w:pPr>
       <w:r>
         <w:rPr>
-          <w:rFonts w:ascii="Cambria" w:cs="Cambria" w:eastAsia="Cambria" w:hAnsi="Cambria"/>
           <w:color w:val="666666"/>
           <w:sz w:val="19"/>
           <w:szCs w:val="19"/>
+          <w:rFonts w:ascii="Cambria" w:cs="Cambria" w:eastAsia="Cambria" w:hAnsi="Cambria"/>
         </w:rPr>
         <w:t xml:space="preserve">Activity 4: Sprints, Projects &amp; Partnerships  |  Goal 3  |  </w:t>
       </w:r>
       <w:r>
         <w:rPr>
-          <w:rFonts w:ascii="Cambria" w:cs="Cambria" w:eastAsia="Cambria" w:hAnsi="Cambria"/>
           <w:color w:val="666666"/>
           <w:sz w:val="19"/>
           <w:szCs w:val="19"/>
+          <w:rFonts w:ascii="Cambria" w:cs="Cambria" w:eastAsia="Cambria" w:hAnsi="Cambria"/>
         </w:rPr>
-        <w:t xml:space="preserve">April 14, 2026</w:t>
+        <w:t xml:space="preserve">July 2, 2026</w:t>
       </w:r>
     </w:p>
     <w:tbl>
@@ -107,12 +107,12 @@
             </w:pPr>
             <w:r>
               <w:rPr>
-                <w:rFonts w:ascii="Cambria" w:cs="Cambria" w:eastAsia="Cambria" w:hAnsi="Cambria"/>
                 <w:b/>
                 <w:bCs/>
                 <w:color w:val="163A5F"/>
                 <w:sz w:val="20"/>
                 <w:szCs w:val="20"/>
+                <w:rFonts w:ascii="Cambria" w:cs="Cambria" w:eastAsia="Cambria" w:hAnsi="Cambria"/>
               </w:rPr>
               <w:t xml:space="preserve">Status</w:t>
             </w:r>
@@ -141,12 +141,12 @@
             </w:pPr>
             <w:r>
               <w:rPr>
-                <w:rFonts w:ascii="Cambria" w:cs="Cambria" w:eastAsia="Cambria" w:hAnsi="Cambria"/>
                 <w:b/>
                 <w:bCs/>
                 <w:color w:val="2A7D4F"/>
                 <w:sz w:val="20"/>
                 <w:szCs w:val="20"/>
+                <w:rFonts w:ascii="Cambria" w:cs="Cambria" w:eastAsia="Cambria" w:hAnsi="Cambria"/>
               </w:rPr>
               <w:t xml:space="preserve">On Track</w:t>
             </w:r>
@@ -177,12 +177,12 @@
             </w:pPr>
             <w:r>
               <w:rPr>
-                <w:rFonts w:ascii="Cambria" w:cs="Cambria" w:eastAsia="Cambria" w:hAnsi="Cambria"/>
                 <w:b/>
                 <w:bCs/>
                 <w:color w:val="163A5F"/>
                 <w:sz w:val="20"/>
                 <w:szCs w:val="20"/>
+                <w:rFonts w:ascii="Cambria" w:cs="Cambria" w:eastAsia="Cambria" w:hAnsi="Cambria"/>
               </w:rPr>
               <w:t xml:space="preserve">Progress</w:t>
             </w:r>
@@ -211,12 +211,12 @@
             </w:pPr>
             <w:r>
               <w:rPr>
-                <w:rFonts w:ascii="Cambria" w:cs="Cambria" w:eastAsia="Cambria" w:hAnsi="Cambria"/>
                 <w:b/>
                 <w:bCs/>
                 <w:color w:val="2A7D4F"/>
                 <w:sz w:val="20"/>
                 <w:szCs w:val="20"/>
+                <w:rFonts w:ascii="Cambria" w:cs="Cambria" w:eastAsia="Cambria" w:hAnsi="Cambria"/>
               </w:rPr>
               <w:t xml:space="preserve">60%</w:t>
             </w:r>
@@ -247,12 +247,12 @@
             </w:pPr>
             <w:r>
               <w:rPr>
-                <w:rFonts w:ascii="Cambria" w:cs="Cambria" w:eastAsia="Cambria" w:hAnsi="Cambria"/>
                 <w:b/>
                 <w:bCs/>
                 <w:color w:val="163A5F"/>
                 <w:sz w:val="20"/>
                 <w:szCs w:val="20"/>
+                <w:rFonts w:ascii="Cambria" w:cs="Cambria" w:eastAsia="Cambria" w:hAnsi="Cambria"/>
               </w:rPr>
               <w:t xml:space="preserve">Lead</w:t>
             </w:r>
@@ -281,12 +281,12 @@
             </w:pPr>
             <w:r>
               <w:rPr>
-                <w:rFonts w:ascii="Cambria" w:cs="Cambria" w:eastAsia="Cambria" w:hAnsi="Cambria"/>
                 <w:b w:val="false"/>
                 <w:bCs w:val="false"/>
                 <w:color w:val="333333"/>
                 <w:sz w:val="20"/>
                 <w:szCs w:val="20"/>
+                <w:rFonts w:ascii="Cambria" w:cs="Cambria" w:eastAsia="Cambria" w:hAnsi="Cambria"/>
               </w:rPr>
               <w:t xml:space="preserve">Samuel Lee / James Todd</w:t>
             </w:r>
@@ -317,12 +317,12 @@
             </w:pPr>
             <w:r>
               <w:rPr>
-                <w:rFonts w:ascii="Cambria" w:cs="Cambria" w:eastAsia="Cambria" w:hAnsi="Cambria"/>
                 <w:b/>
                 <w:bCs/>
                 <w:color w:val="163A5F"/>
                 <w:sz w:val="20"/>
                 <w:szCs w:val="20"/>
+                <w:rFonts w:ascii="Cambria" w:cs="Cambria" w:eastAsia="Cambria" w:hAnsi="Cambria"/>
               </w:rPr>
               <w:t xml:space="preserve">Budget</w:t>
             </w:r>
@@ -351,12 +351,12 @@
             </w:pPr>
             <w:r>
               <w:rPr>
-                <w:rFonts w:ascii="Cambria" w:cs="Cambria" w:eastAsia="Cambria" w:hAnsi="Cambria"/>
                 <w:b w:val="false"/>
                 <w:bCs w:val="false"/>
                 <w:color w:val="333333"/>
                 <w:sz w:val="20"/>
                 <w:szCs w:val="20"/>
+                <w:rFonts w:ascii="Cambria" w:cs="Cambria" w:eastAsia="Cambria" w:hAnsi="Cambria"/>
               </w:rPr>
               <w:t xml:space="preserve">Included in operations (CPL Operations (ongoing $5M))</w:t>
             </w:r>
@@ -387,12 +387,12 @@
             </w:pPr>
             <w:r>
               <w:rPr>
-                <w:rFonts w:ascii="Cambria" w:cs="Cambria" w:eastAsia="Cambria" w:hAnsi="Cambria"/>
                 <w:b/>
                 <w:bCs/>
                 <w:color w:val="163A5F"/>
                 <w:sz w:val="20"/>
                 <w:szCs w:val="20"/>
+                <w:rFonts w:ascii="Cambria" w:cs="Cambria" w:eastAsia="Cambria" w:hAnsi="Cambria"/>
               </w:rPr>
               <w:t xml:space="preserve">KPI Current</w:t>
             </w:r>
@@ -421,12 +421,12 @@
             </w:pPr>
             <w:r>
               <w:rPr>
-                <w:rFonts w:ascii="Cambria" w:cs="Cambria" w:eastAsia="Cambria" w:hAnsi="Cambria"/>
                 <w:b w:val="false"/>
                 <w:bCs w:val="false"/>
                 <w:color w:val="0A2240"/>
                 <w:sz w:val="20"/>
                 <w:szCs w:val="20"/>
+                <w:rFonts w:ascii="Cambria" w:cs="Cambria" w:eastAsia="Cambria" w:hAnsi="Cambria"/>
               </w:rPr>
               <w:t xml:space="preserve">4 policy actions</w:t>
             </w:r>
@@ -457,12 +457,12 @@
             </w:pPr>
             <w:r>
               <w:rPr>
-                <w:rFonts w:ascii="Cambria" w:cs="Cambria" w:eastAsia="Cambria" w:hAnsi="Cambria"/>
                 <w:b/>
                 <w:bCs/>
                 <w:color w:val="163A5F"/>
                 <w:sz w:val="20"/>
                 <w:szCs w:val="20"/>
+                <w:rFonts w:ascii="Cambria" w:cs="Cambria" w:eastAsia="Cambria" w:hAnsi="Cambria"/>
               </w:rPr>
               <w:t xml:space="preserve">2030 Goal</w:t>
             </w:r>
@@ -491,12 +491,12 @@
             </w:pPr>
             <w:r>
               <w:rPr>
-                <w:rFonts w:ascii="Cambria" w:cs="Cambria" w:eastAsia="Cambria" w:hAnsi="Cambria"/>
                 <w:b w:val="false"/>
                 <w:bCs w:val="false"/>
                 <w:color w:val="0A2240"/>
                 <w:sz w:val="20"/>
                 <w:szCs w:val="20"/>
+                <w:rFonts w:ascii="Cambria" w:cs="Cambria" w:eastAsia="Cambria" w:hAnsi="Cambria"/>
               </w:rPr>
               <w:t xml:space="preserve">10</w:t>
             </w:r>
@@ -527,12 +527,12 @@
             </w:pPr>
             <w:r>
               <w:rPr>
-                <w:rFonts w:ascii="Cambria" w:cs="Cambria" w:eastAsia="Cambria" w:hAnsi="Cambria"/>
                 <w:b/>
                 <w:bCs/>
                 <w:color w:val="163A5F"/>
                 <w:sz w:val="20"/>
                 <w:szCs w:val="20"/>
+                <w:rFonts w:ascii="Cambria" w:cs="Cambria" w:eastAsia="Cambria" w:hAnsi="Cambria"/>
               </w:rPr>
               <w:t xml:space="preserve">2030 Stretch</w:t>
             </w:r>
@@ -561,12 +561,12 @@
             </w:pPr>
             <w:r>
               <w:rPr>
-                <w:rFonts w:ascii="Cambria" w:cs="Cambria" w:eastAsia="Cambria" w:hAnsi="Cambria"/>
                 <w:b w:val="false"/>
                 <w:bCs w:val="false"/>
                 <w:color w:val="C9A84C"/>
                 <w:sz w:val="20"/>
                 <w:szCs w:val="20"/>
+                <w:rFonts w:ascii="Cambria" w:cs="Cambria" w:eastAsia="Cambria" w:hAnsi="Cambria"/>
               </w:rPr>
               <w:t xml:space="preserve">18</w:t>
             </w:r>
@@ -597,12 +597,12 @@
             </w:pPr>
             <w:r>
               <w:rPr>
-                <w:rFonts w:ascii="Cambria" w:cs="Cambria" w:eastAsia="Cambria" w:hAnsi="Cambria"/>
                 <w:b/>
                 <w:bCs/>
                 <w:color w:val="163A5F"/>
                 <w:sz w:val="20"/>
                 <w:szCs w:val="20"/>
+                <w:rFonts w:ascii="Cambria" w:cs="Cambria" w:eastAsia="Cambria" w:hAnsi="Cambria"/>
               </w:rPr>
               <w:t xml:space="preserve">25-26</w:t>
             </w:r>
@@ -631,12 +631,12 @@
             </w:pPr>
             <w:r>
               <w:rPr>
-                <w:rFonts w:ascii="Cambria" w:cs="Cambria" w:eastAsia="Cambria" w:hAnsi="Cambria"/>
                 <w:b w:val="false"/>
                 <w:bCs w:val="false"/>
                 <w:color w:val="333333"/>
                 <w:sz w:val="20"/>
                 <w:szCs w:val="20"/>
+                <w:rFonts w:ascii="Cambria" w:cs="Cambria" w:eastAsia="Cambria" w:hAnsi="Cambria"/>
               </w:rPr>
               <w:t xml:space="preserve">4/2</w:t>
             </w:r>
@@ -667,12 +667,12 @@
             </w:pPr>
             <w:r>
               <w:rPr>
-                <w:rFonts w:ascii="Cambria" w:cs="Cambria" w:eastAsia="Cambria" w:hAnsi="Cambria"/>
                 <w:b/>
                 <w:bCs/>
                 <w:color w:val="163A5F"/>
                 <w:sz w:val="20"/>
                 <w:szCs w:val="20"/>
+                <w:rFonts w:ascii="Cambria" w:cs="Cambria" w:eastAsia="Cambria" w:hAnsi="Cambria"/>
               </w:rPr>
               <w:t xml:space="preserve">26-27</w:t>
             </w:r>
@@ -701,12 +701,12 @@
             </w:pPr>
             <w:r>
               <w:rPr>
-                <w:rFonts w:ascii="Cambria" w:cs="Cambria" w:eastAsia="Cambria" w:hAnsi="Cambria"/>
                 <w:b w:val="false"/>
                 <w:bCs w:val="false"/>
                 <w:color w:val="333333"/>
                 <w:sz w:val="20"/>
                 <w:szCs w:val="20"/>
+                <w:rFonts w:ascii="Cambria" w:cs="Cambria" w:eastAsia="Cambria" w:hAnsi="Cambria"/>
               </w:rPr>
               <w:t xml:space="preserve">4/5</w:t>
             </w:r>
@@ -737,12 +737,12 @@
             </w:pPr>
             <w:r>
               <w:rPr>
-                <w:rFonts w:ascii="Cambria" w:cs="Cambria" w:eastAsia="Cambria" w:hAnsi="Cambria"/>
                 <w:b/>
                 <w:bCs/>
                 <w:color w:val="163A5F"/>
                 <w:sz w:val="20"/>
                 <w:szCs w:val="20"/>
+                <w:rFonts w:ascii="Cambria" w:cs="Cambria" w:eastAsia="Cambria" w:hAnsi="Cambria"/>
               </w:rPr>
               <w:t xml:space="preserve">27-28</w:t>
             </w:r>
@@ -771,12 +771,12 @@
             </w:pPr>
             <w:r>
               <w:rPr>
-                <w:rFonts w:ascii="Cambria" w:cs="Cambria" w:eastAsia="Cambria" w:hAnsi="Cambria"/>
                 <w:b w:val="false"/>
                 <w:bCs w:val="false"/>
                 <w:color w:val="333333"/>
                 <w:sz w:val="20"/>
                 <w:szCs w:val="20"/>
+                <w:rFonts w:ascii="Cambria" w:cs="Cambria" w:eastAsia="Cambria" w:hAnsi="Cambria"/>
               </w:rPr>
               <w:t xml:space="preserve">4/7</w:t>
             </w:r>
@@ -807,12 +807,12 @@
             </w:pPr>
             <w:r>
               <w:rPr>
-                <w:rFonts w:ascii="Cambria" w:cs="Cambria" w:eastAsia="Cambria" w:hAnsi="Cambria"/>
                 <w:b/>
                 <w:bCs/>
                 <w:color w:val="163A5F"/>
                 <w:sz w:val="20"/>
                 <w:szCs w:val="20"/>
+                <w:rFonts w:ascii="Cambria" w:cs="Cambria" w:eastAsia="Cambria" w:hAnsi="Cambria"/>
               </w:rPr>
               <w:t xml:space="preserve">28-29</w:t>
             </w:r>
@@ -841,12 +841,12 @@
             </w:pPr>
             <w:r>
               <w:rPr>
-                <w:rFonts w:ascii="Cambria" w:cs="Cambria" w:eastAsia="Cambria" w:hAnsi="Cambria"/>
                 <w:b w:val="false"/>
                 <w:bCs w:val="false"/>
                 <w:color w:val="333333"/>
                 <w:sz w:val="20"/>
                 <w:szCs w:val="20"/>
+                <w:rFonts w:ascii="Cambria" w:cs="Cambria" w:eastAsia="Cambria" w:hAnsi="Cambria"/>
               </w:rPr>
               <w:t xml:space="preserve">4/9</w:t>
             </w:r>
@@ -877,12 +877,12 @@
             </w:pPr>
             <w:r>
               <w:rPr>
-                <w:rFonts w:ascii="Cambria" w:cs="Cambria" w:eastAsia="Cambria" w:hAnsi="Cambria"/>
                 <w:b/>
                 <w:bCs/>
                 <w:color w:val="163A5F"/>
                 <w:sz w:val="20"/>
                 <w:szCs w:val="20"/>
+                <w:rFonts w:ascii="Cambria" w:cs="Cambria" w:eastAsia="Cambria" w:hAnsi="Cambria"/>
               </w:rPr>
               <w:t xml:space="preserve">29-30</w:t>
             </w:r>
@@ -911,12 +911,12 @@
             </w:pPr>
             <w:r>
               <w:rPr>
-                <w:rFonts w:ascii="Cambria" w:cs="Cambria" w:eastAsia="Cambria" w:hAnsi="Cambria"/>
                 <w:b w:val="false"/>
                 <w:bCs w:val="false"/>
                 <w:color w:val="333333"/>
                 <w:sz w:val="20"/>
                 <w:szCs w:val="20"/>
+                <w:rFonts w:ascii="Cambria" w:cs="Cambria" w:eastAsia="Cambria" w:hAnsi="Cambria"/>
               </w:rPr>
               <w:t xml:space="preserve">4/10</w:t>
             </w:r>
@@ -938,10 +938,10 @@
       </w:pPr>
       <w:r>
         <w:rPr>
-          <w:rFonts w:ascii="Cambria" w:cs="Cambria" w:eastAsia="Cambria" w:hAnsi="Cambria"/>
           <w:color w:val="444444"/>
           <w:sz w:val="21"/>
           <w:szCs w:val="21"/>
+          <w:rFonts w:ascii="Cambria" w:cs="Cambria" w:eastAsia="Cambria" w:hAnsi="Cambria"/>
         </w:rPr>
         <w:t xml:space="preserve">Advance improvements to laws, regulations, procedures, and constituent resolutions focused on removing CPL barriers are enacted</w:t>
       </w:r>
@@ -960,12 +960,12 @@
       </w:pPr>
       <w:r>
         <w:rPr>
-          <w:rFonts w:ascii="Cambria" w:cs="Cambria" w:eastAsia="Cambria" w:hAnsi="Cambria"/>
           <w:color w:val="666666"/>
           <w:sz w:val="18"/>
           <w:szCs w:val="18"/>
+          <w:rFonts w:ascii="Cambria" w:cs="Cambria" w:eastAsia="Cambria" w:hAnsi="Cambria"/>
         </w:rPr>
-        <w:t xml:space="preserve">Date: 2026-04-07</w:t>
+        <w:t xml:space="preserve">Date: 2026-07-02</w:t>
       </w:r>
     </w:p>
     <w:p>
@@ -974,12 +974,13 @@
       </w:pPr>
       <w:r>
         <w:rPr>
-          <w:rFonts w:ascii="Cambria" w:cs="Cambria" w:eastAsia="Cambria" w:hAnsi="Cambria"/>
           <w:color w:val="444444"/>
           <w:sz w:val="21"/>
           <w:szCs w:val="21"/>
+          <w:rFonts w:ascii="Cambria" w:cs="Cambria" w:eastAsia="Cambria" w:hAnsi="Cambria"/>
         </w:rPr>
-        <w:t xml:space="preserve">AB 123 chaptered ($5M ongoing + $15M one-time); Title 5 updates advanced; $2M + $35M proposed in Governor's 2026 budget</w:t>
+        <w:t xml:space="preserve">AB 123 chaptered ($5M ongoing + $15M one-time); Title 5 updates advanced; $2M + $35M proposed in Governor's 2026 budget
+AB 111 codifies new CPL funding and regulations. In 2025/26 Title 5 was updated for both CPL guidance and for the definition of a comprehensive SEP to include CPL.</w:t>
       </w:r>
     </w:p>
     <w:p>
@@ -996,10 +997,10 @@
       </w:pPr>
       <w:r>
         <w:rPr>
-          <w:rFonts w:ascii="Cambria" w:cs="Cambria" w:eastAsia="Cambria" w:hAnsi="Cambria"/>
           <w:color w:val="444444"/>
           <w:sz w:val="21"/>
           <w:szCs w:val="21"/>
+          <w:rFonts w:ascii="Cambria" w:cs="Cambria" w:eastAsia="Cambria" w:hAnsi="Cambria"/>
         </w:rPr>
         <w:t xml:space="preserve">AB 123 chaptered establishing first-ever ongoing CPL state funding ($5M ongoing + $15M one-time). Title 5 regulatory updates advanced to reduce residency and access barriers. Draft trailer bill for additional $2M ongoing + $35M one-time under review.</w:t>
       </w:r>
@@ -1018,10 +1019,10 @@
       </w:pPr>
       <w:r>
         <w:rPr>
-          <w:rFonts w:ascii="Cambria" w:cs="Cambria" w:eastAsia="Cambria" w:hAnsi="Cambria"/>
           <w:color w:val="444444"/>
           <w:sz w:val="21"/>
           <w:szCs w:val="21"/>
+          <w:rFonts w:ascii="Cambria" w:cs="Cambria" w:eastAsia="Cambria" w:hAnsi="Cambria"/>
         </w:rPr>
         <w:t xml:space="preserve">2026 session: Advocate for $2M ongoing + $35M one-time; advance SCFF integration</w:t>
       </w:r>
@@ -1040,10 +1041,10 @@
       </w:pPr>
       <w:r>
         <w:rPr>
-          <w:rFonts w:ascii="Cambria" w:cs="Cambria" w:eastAsia="Cambria" w:hAnsi="Cambria"/>
           <w:color w:val="666666"/>
           <w:sz w:val="18"/>
           <w:szCs w:val="18"/>
+          <w:rFonts w:ascii="Cambria" w:cs="Cambria" w:eastAsia="Cambria" w:hAnsi="Cambria"/>
         </w:rPr>
         <w:t xml:space="preserve">3 logged updates — newest first</w:t>
       </w:r>
@@ -1089,12 +1090,12 @@
             </w:pPr>
             <w:r>
               <w:rPr>
-                <w:rFonts w:ascii="Cambria" w:cs="Cambria" w:eastAsia="Cambria" w:hAnsi="Cambria"/>
                 <w:b/>
                 <w:bCs/>
                 <w:color w:val="FFFFFF"/>
                 <w:sz w:val="18"/>
                 <w:szCs w:val="18"/>
+                <w:rFonts w:ascii="Cambria" w:cs="Cambria" w:eastAsia="Cambria" w:hAnsi="Cambria"/>
               </w:rPr>
               <w:t xml:space="preserve">Date</w:t>
             </w:r>
@@ -1123,12 +1124,12 @@
             </w:pPr>
             <w:r>
               <w:rPr>
-                <w:rFonts w:ascii="Cambria" w:cs="Cambria" w:eastAsia="Cambria" w:hAnsi="Cambria"/>
                 <w:b/>
                 <w:bCs/>
                 <w:color w:val="FFFFFF"/>
                 <w:sz w:val="18"/>
                 <w:szCs w:val="18"/>
+                <w:rFonts w:ascii="Cambria" w:cs="Cambria" w:eastAsia="Cambria" w:hAnsi="Cambria"/>
               </w:rPr>
               <w:t xml:space="preserve">Type</w:t>
             </w:r>
@@ -1157,12 +1158,12 @@
             </w:pPr>
             <w:r>
               <w:rPr>
-                <w:rFonts w:ascii="Cambria" w:cs="Cambria" w:eastAsia="Cambria" w:hAnsi="Cambria"/>
                 <w:b/>
                 <w:bCs/>
                 <w:color w:val="FFFFFF"/>
                 <w:sz w:val="18"/>
                 <w:szCs w:val="18"/>
+                <w:rFonts w:ascii="Cambria" w:cs="Cambria" w:eastAsia="Cambria" w:hAnsi="Cambria"/>
               </w:rPr>
               <w:t xml:space="preserve">Note</w:t>
             </w:r>
@@ -1193,12 +1194,12 @@
             </w:pPr>
             <w:r>
               <w:rPr>
-                <w:rFonts w:ascii="Cambria" w:cs="Cambria" w:eastAsia="Cambria" w:hAnsi="Cambria"/>
                 <w:b w:val="false"/>
                 <w:bCs w:val="false"/>
                 <w:color w:val="666666"/>
                 <w:sz w:val="18"/>
                 <w:szCs w:val="18"/>
+                <w:rFonts w:ascii="Cambria" w:cs="Cambria" w:eastAsia="Cambria" w:hAnsi="Cambria"/>
               </w:rPr>
               <w:t xml:space="preserve">2026-04-07</w:t>
             </w:r>
@@ -1227,12 +1228,12 @@
             </w:pPr>
             <w:r>
               <w:rPr>
-                <w:rFonts w:ascii="Cambria" w:cs="Cambria" w:eastAsia="Cambria" w:hAnsi="Cambria"/>
                 <w:b/>
                 <w:bCs/>
                 <w:color w:val="163A5F"/>
                 <w:sz w:val="17"/>
                 <w:szCs w:val="17"/>
+                <w:rFonts w:ascii="Cambria" w:cs="Cambria" w:eastAsia="Cambria" w:hAnsi="Cambria"/>
               </w:rPr>
               <w:t xml:space="preserve">Progress Update</w:t>
             </w:r>
@@ -1261,12 +1262,12 @@
             </w:pPr>
             <w:r>
               <w:rPr>
-                <w:rFonts w:ascii="Cambria" w:cs="Cambria" w:eastAsia="Cambria" w:hAnsi="Cambria"/>
                 <w:b w:val="false"/>
                 <w:bCs w:val="false"/>
                 <w:color w:val="333333"/>
                 <w:sz w:val="18"/>
                 <w:szCs w:val="18"/>
+                <w:rFonts w:ascii="Cambria" w:cs="Cambria" w:eastAsia="Cambria" w:hAnsi="Cambria"/>
               </w:rPr>
               <w:t xml:space="preserve">AB 123 chaptered ($5M ongoing + $15M one-time); Title 5 updates advanced; $2M + $35M proposed in Governor's 2026 budget</w:t>
             </w:r>
@@ -1297,12 +1298,12 @@
             </w:pPr>
             <w:r>
               <w:rPr>
-                <w:rFonts w:ascii="Cambria" w:cs="Cambria" w:eastAsia="Cambria" w:hAnsi="Cambria"/>
                 <w:b w:val="false"/>
                 <w:bCs w:val="false"/>
                 <w:color w:val="666666"/>
                 <w:sz w:val="18"/>
                 <w:szCs w:val="18"/>
+                <w:rFonts w:ascii="Cambria" w:cs="Cambria" w:eastAsia="Cambria" w:hAnsi="Cambria"/>
               </w:rPr>
               <w:t xml:space="preserve">2026-04-07</w:t>
             </w:r>
@@ -1331,12 +1332,12 @@
             </w:pPr>
             <w:r>
               <w:rPr>
-                <w:rFonts w:ascii="Cambria" w:cs="Cambria" w:eastAsia="Cambria" w:hAnsi="Cambria"/>
                 <w:b/>
                 <w:bCs/>
                 <w:color w:val="C9A84C"/>
                 <w:sz w:val="17"/>
                 <w:szCs w:val="17"/>
+                <w:rFonts w:ascii="Cambria" w:cs="Cambria" w:eastAsia="Cambria" w:hAnsi="Cambria"/>
               </w:rPr>
               <w:t xml:space="preserve">Workplan</w:t>
             </w:r>
@@ -1365,12 +1366,12 @@
             </w:pPr>
             <w:r>
               <w:rPr>
-                <w:rFonts w:ascii="Cambria" w:cs="Cambria" w:eastAsia="Cambria" w:hAnsi="Cambria"/>
                 <w:b w:val="false"/>
                 <w:bCs w:val="false"/>
                 <w:color w:val="333333"/>
                 <w:sz w:val="18"/>
                 <w:szCs w:val="18"/>
+                <w:rFonts w:ascii="Cambria" w:cs="Cambria" w:eastAsia="Cambria" w:hAnsi="Cambria"/>
               </w:rPr>
               <w:t xml:space="preserve">AB 123 chaptered establishing first-ever ongoing CPL state funding ($5M ongoing + $15M one-time). Title 5 regulatory updates advanced to reduce residency and access barriers. Draft trailer bill for additional $2M ongoing + $35M one-time under review.</w:t>
             </w:r>
@@ -1401,12 +1402,12 @@
             </w:pPr>
             <w:r>
               <w:rPr>
-                <w:rFonts w:ascii="Cambria" w:cs="Cambria" w:eastAsia="Cambria" w:hAnsi="Cambria"/>
                 <w:b w:val="false"/>
                 <w:bCs w:val="false"/>
                 <w:color w:val="666666"/>
                 <w:sz w:val="18"/>
                 <w:szCs w:val="18"/>
+                <w:rFonts w:ascii="Cambria" w:cs="Cambria" w:eastAsia="Cambria" w:hAnsi="Cambria"/>
               </w:rPr>
               <w:t xml:space="preserve">2026-03-20</w:t>
             </w:r>
@@ -1435,12 +1436,12 @@
             </w:pPr>
             <w:r>
               <w:rPr>
-                <w:rFonts w:ascii="Cambria" w:cs="Cambria" w:eastAsia="Cambria" w:hAnsi="Cambria"/>
                 <w:b/>
                 <w:bCs/>
                 <w:color w:val="163A5F"/>
                 <w:sz w:val="17"/>
                 <w:szCs w:val="17"/>
+                <w:rFonts w:ascii="Cambria" w:cs="Cambria" w:eastAsia="Cambria" w:hAnsi="Cambria"/>
               </w:rPr>
               <w:t xml:space="preserve">Progress Update</w:t>
             </w:r>
@@ -1469,12 +1470,12 @@
             </w:pPr>
             <w:r>
               <w:rPr>
-                <w:rFonts w:ascii="Cambria" w:cs="Cambria" w:eastAsia="Cambria" w:hAnsi="Cambria"/>
                 <w:b w:val="false"/>
                 <w:bCs w:val="false"/>
                 <w:color w:val="333333"/>
                 <w:sz w:val="18"/>
                 <w:szCs w:val="18"/>
+                <w:rFonts w:ascii="Cambria" w:cs="Cambria" w:eastAsia="Cambria" w:hAnsi="Cambria"/>
               </w:rPr>
               <w:t xml:space="preserve">AB 123 chaptered ($5M ongoing + $15M one-time); Title 5 updates advanced; $2M + $35M proposed in Governor's 2026 budget</w:t>
             </w:r>
@@ -1483,8 +1484,8 @@
       </w:tr>
     </w:tbl>
     <w:sectPr>
-      <w:headerReference w:type="default" r:id="rId7"/>
-      <w:footerReference w:type="default" r:id="rId8"/>
+      <w:headerReference w:type="default" r:id="rId6"/>
+      <w:footerReference w:type="default" r:id="rId7"/>
       <w:pgSz w:w="12240" w:h="15840" w:orient="portrait"/>
       <w:pgMar w:top="720" w:right="720" w:bottom="720" w:left="720" w:header="708" w:footer="708" w:gutter="0"/>
       <w:pgNumType/>
@@ -1496,43 +1497,6 @@
 
 <file path=word/comments.xml><?xml version="1.0" encoding="utf-8"?>
 <w:comments xmlns:cx="http://schemas.microsoft.com/office/drawing/2014/chartex" xmlns:cx1="http://schemas.microsoft.com/office/drawing/2015/9/8/chartex" xmlns:cx2="http://schemas.microsoft.com/office/drawing/2015/10/21/chartex" xmlns:cx3="http://schemas.microsoft.com/office/drawing/2016/5/9/chartex" xmlns:cx4="http://schemas.microsoft.com/office/drawing/2016/5/10/chartex" xmlns:cx5="http://schemas.microsoft.com/office/drawing/2016/5/11/chartex" xmlns:cx6="http://schemas.microsoft.com/office/drawing/2016/5/12/chartex" xmlns:cx7="http://schemas.microsoft.com/office/drawing/2016/5/13/chartex" xmlns:cx8="http://schemas.microsoft.com/office/drawing/2016/5/14/chartex" xmlns:mc="http://schemas.openxmlformats.org/markup-compatibility/2006" xmlns:aink="http://schemas.microsoft.com/office/drawing/2016/ink" xmlns:am3d="http://schemas.microsoft.com/office/drawing/2017/model3d" xmlns:o="urn:schemas-microsoft-com:office:office" xmlns:r="http://schemas.openxmlformats.org/officeDocument/2006/relationships" xmlns:m="http://schemas.openxmlformats.org/officeDocument/2006/math" xmlns:v="urn:schemas-microsoft-com:vml" xmlns:wp14="http://schemas.microsoft.com/office/word/2010/wordprocessingDrawing" xmlns:wp="http://schemas.openxmlformats.org/drawingml/2006/wordprocessingDrawing" xmlns:w10="urn:schemas-microsoft-com:office:word" xmlns:w="http://schemas.openxmlformats.org/wordprocessingml/2006/main" xmlns:w14="http://schemas.microsoft.com/office/word/2010/wordml" xmlns:w15="http://schemas.microsoft.com/office/word/2012/wordml" xmlns:w16cex="http://schemas.microsoft.com/office/word/2018/wordml/cex" xmlns:w16cid="http://schemas.microsoft.com/office/word/2016/wordml/cid" xmlns:w16="http://schemas.microsoft.com/office/word/2018/wordml" xmlns:w16sdtdh="http://schemas.microsoft.com/office/word/2020/wordml/sdtdatahash" xmlns:w16se="http://schemas.microsoft.com/office/word/2015/wordml/symex" xmlns:wpg="http://schemas.microsoft.com/office/word/2010/wordprocessingGroup" xmlns:wpi="http://schemas.microsoft.com/office/word/2010/wordprocessingInk" xmlns:wne="http://schemas.microsoft.com/office/word/2006/wordml" xmlns:wps="http://schemas.microsoft.com/office/word/2010/wordprocessingShape"/>
-</file>
-
-<file path=word/endnotes.xml><?xml version="1.0" encoding="utf-8"?>
-<w:endnotes xmlns:wpc="http://schemas.microsoft.com/office/word/2010/wordprocessingCanvas" xmlns:mc="http://schemas.openxmlformats.org/markup-compatibility/2006" xmlns:o="urn:schemas-microsoft-com:office:office" xmlns:r="http://schemas.openxmlformats.org/officeDocument/2006/relationships" xmlns:m="http://schemas.openxmlformats.org/officeDocument/2006/math" xmlns:v="urn:schemas-microsoft-com:vml" xmlns:wp14="http://schemas.microsoft.com/office/word/2010/wordprocessingDrawing" xmlns:wp="http://schemas.openxmlformats.org/drawingml/2006/wordprocessingDrawing" xmlns:w10="urn:schemas-microsoft-com:office:word" xmlns:w="http://schemas.openxmlformats.org/wordprocessingml/2006/main" xmlns:w14="http://schemas.microsoft.com/office/word/2010/wordml" xmlns:w15="http://schemas.microsoft.com/office/word/2012/wordml" xmlns:wpg="http://schemas.microsoft.com/office/word/2010/wordprocessingGroup" xmlns:wpi="http://schemas.microsoft.com/office/word/2010/wordprocessingInk" xmlns:wne="http://schemas.microsoft.com/office/word/2006/wordml" xmlns:wps="http://schemas.microsoft.com/office/word/2010/wordprocessingShape" mc:Ignorable="w14 w15 wp14">
-  <w:endnote w:type="separator" w:id="-1">
-    <w:p>
-      <w:pPr>
-        <w:spacing w:after="0" w:line="240" w:lineRule="auto"/>
-      </w:pPr>
-      <w:r>
-        <w:rPr>
-          <w:rStyle w:val="EndnoteReference"/>
-        </w:rPr>
-        <w:endnoteRef/>
-      </w:r>
-      <w:r>
-        <w:separator/>
-      </w:r>
-    </w:p>
-  </w:endnote>
-  <w:endnote w:type="continuationSeparator" w:id="0">
-    <w:p>
-      <w:pPr>
-        <w:spacing w:after="0" w:line="240" w:lineRule="auto"/>
-      </w:pPr>
-      <w:r>
-        <w:rPr>
-          <w:rStyle w:val="EndnoteReference"/>
-        </w:rPr>
-        <w:endnoteRef/>
-      </w:r>
-      <w:r>
-        <w:continuationSeparator/>
-      </w:r>
-    </w:p>
-  </w:endnote>
-</w:endnotes>
 </file>
 
 <file path=word/footer1.xml><?xml version="1.0" encoding="utf-8"?>
@@ -1548,12 +1512,12 @@
     </w:pPr>
     <w:r>
       <w:rPr>
-        <w:rFonts w:ascii="Cambria" w:cs="Cambria" w:eastAsia="Cambria" w:hAnsi="Cambria"/>
         <w:color w:val="666666"/>
         <w:sz w:val="14"/>
         <w:szCs w:val="14"/>
+        <w:rFonts w:ascii="Cambria" w:cs="Cambria" w:eastAsia="Cambria" w:hAnsi="Cambria"/>
       </w:rPr>
-      <w:t xml:space="preserve">Generated April 14, 2026  |  California Community Colleges  |  MAP Initiative</w:t>
+      <w:t xml:space="preserve">Generated July 2, 2026  |  California Community Colleges  |  MAP Initiative</w:t>
     </w:r>
     <w:r>
       <w:rPr>
@@ -1563,19 +1527,19 @@
     </w:r>
     <w:r>
       <w:rPr>
-        <w:rFonts w:ascii="Cambria" w:cs="Cambria" w:eastAsia="Cambria" w:hAnsi="Cambria"/>
         <w:color w:val="666666"/>
         <w:sz w:val="14"/>
         <w:szCs w:val="14"/>
+        <w:rFonts w:ascii="Cambria" w:cs="Cambria" w:eastAsia="Cambria" w:hAnsi="Cambria"/>
       </w:rPr>
       <w:t xml:space="preserve">Page </w:t>
     </w:r>
     <w:r>
       <w:rPr>
-        <w:rFonts w:ascii="Cambria" w:cs="Cambria" w:eastAsia="Cambria" w:hAnsi="Cambria"/>
         <w:color w:val="666666"/>
         <w:sz w:val="14"/>
         <w:szCs w:val="14"/>
+        <w:rFonts w:ascii="Cambria" w:cs="Cambria" w:eastAsia="Cambria" w:hAnsi="Cambria"/>
       </w:rPr>
       <w:fldChar w:fldCharType="begin"/>
       <w:instrText xml:space="preserve">PAGE</w:instrText>
@@ -1636,21 +1600,21 @@
     </w:pPr>
     <w:r>
       <w:rPr>
-        <w:rFonts w:ascii="Cambria" w:cs="Cambria" w:eastAsia="Cambria" w:hAnsi="Cambria"/>
         <w:b/>
         <w:bCs/>
         <w:color w:val="0A2240"/>
         <w:sz w:val="16"/>
         <w:szCs w:val="16"/>
+        <w:rFonts w:ascii="Cambria" w:cs="Cambria" w:eastAsia="Cambria" w:hAnsi="Cambria"/>
       </w:rPr>
       <w:t xml:space="preserve">Credit for Prior Learning Workplan  </w:t>
     </w:r>
     <w:r>
       <w:rPr>
-        <w:rFonts w:ascii="Cambria" w:cs="Cambria" w:eastAsia="Cambria" w:hAnsi="Cambria"/>
         <w:color w:val="666666"/>
         <w:sz w:val="16"/>
         <w:szCs w:val="16"/>
+        <w:rFonts w:ascii="Cambria" w:cs="Cambria" w:eastAsia="Cambria" w:hAnsi="Cambria"/>
       </w:rPr>
       <w:t xml:space="preserve">|  Law &amp; Regulation Review</w:t>
     </w:r>
@@ -1782,9 +1746,9 @@
   <w:docDefaults>
     <w:rPrDefault>
       <w:rPr>
-        <w:rFonts w:ascii="Cambria" w:cs="Cambria" w:eastAsia="Cambria" w:hAnsi="Cambria"/>
         <w:sz w:val="22"/>
         <w:szCs w:val="22"/>
+        <w:rFonts w:ascii="Cambria" w:cs="Cambria" w:eastAsia="Cambria" w:hAnsi="Cambria"/>
       </w:rPr>
     </w:rPrDefault>
     <w:pPrDefault/>
@@ -1882,8 +1846,8 @@
     <w:uiPriority w:val="99"/>
     <w:unhideWhenUsed/>
     <w:rPr>
+      <w:u w:val="single"/>
       <w:color w:val="0563C1"/>
-      <w:u w:val="single"/>
     </w:rPr>
   </w:style>
   <w:style w:type="character" w:styleId="FootnoteReference">
@@ -1923,59 +1887,22 @@
       <w:szCs w:val="20"/>
     </w:rPr>
   </w:style>
-  <w:style w:type="character" w:styleId="EndnoteReference">
-    <w:name w:val="endnote reference"/>
-    <w:basedOn w:val="DefaultParagraphFont"/>
-    <w:uiPriority w:val="99"/>
-    <w:semiHidden/>
-    <w:unhideWhenUsed/>
-    <w:rPr>
-      <w:vertAlign w:val="superscript"/>
-    </w:rPr>
-  </w:style>
-  <w:style w:type="paragraph" w:styleId="EndnoteText">
-    <w:name w:val="endnote text"/>
-    <w:basedOn w:val="Normal"/>
-    <w:link w:val="EndnoteTextChar"/>
-    <w:uiPriority w:val="99"/>
-    <w:semiHidden/>
-    <w:unhideWhenUsed/>
-    <w:pPr>
-      <w:spacing w:after="0" w:line="240" w:lineRule="auto"/>
-    </w:pPr>
-    <w:rPr>
-      <w:sz w:val="20"/>
-      <w:szCs w:val="20"/>
-    </w:rPr>
-  </w:style>
-  <w:style w:type="character" w:styleId="EndnoteTextChar">
-    <w:name w:val="Endnote Text Char"/>
-    <w:basedOn w:val="DefaultParagraphFont"/>
-    <w:link w:val="EndnoteText"/>
-    <w:uiPriority w:val="99"/>
-    <w:semiHidden/>
-    <w:unhideWhenUsed/>
-    <w:rPr>
-      <w:sz w:val="20"/>
-      <w:szCs w:val="20"/>
-    </w:rPr>
-  </w:style>
   <w:style w:type="paragraph" w:styleId="Heading1">
     <w:name w:val="Heading 1"/>
     <w:basedOn w:val="Normal"/>
     <w:next w:val="Normal"/>
     <w:qFormat/>
     <w:pPr>
-      <w:spacing w:after="160" w:before="300"/>
+      <w:spacing w:before="300" w:after="160"/>
       <w:outlineLvl w:val="0"/>
     </w:pPr>
     <w:rPr>
-      <w:rFonts w:ascii="Cambria" w:cs="Cambria" w:eastAsia="Cambria" w:hAnsi="Cambria"/>
       <w:b/>
       <w:bCs/>
       <w:color w:val="0A2240"/>
       <w:sz w:val="32"/>
       <w:szCs w:val="32"/>
+      <w:rFonts w:ascii="Cambria" w:cs="Cambria" w:eastAsia="Cambria" w:hAnsi="Cambria"/>
     </w:rPr>
   </w:style>
   <w:style w:type="paragraph" w:styleId="Heading2">
@@ -1984,16 +1911,16 @@
     <w:next w:val="Normal"/>
     <w:qFormat/>
     <w:pPr>
-      <w:spacing w:after="120" w:before="240"/>
+      <w:spacing w:before="240" w:after="120"/>
       <w:outlineLvl w:val="1"/>
     </w:pPr>
     <w:rPr>
-      <w:rFonts w:ascii="Cambria" w:cs="Cambria" w:eastAsia="Cambria" w:hAnsi="Cambria"/>
       <w:b/>
       <w:bCs/>
       <w:color w:val="163A5F"/>
       <w:sz w:val="26"/>
       <w:szCs w:val="26"/>
+      <w:rFonts w:ascii="Cambria" w:cs="Cambria" w:eastAsia="Cambria" w:hAnsi="Cambria"/>
     </w:rPr>
   </w:style>
   <w:style w:type="paragraph" w:styleId="Heading3">
@@ -2002,16 +1929,16 @@
     <w:next w:val="Normal"/>
     <w:qFormat/>
     <w:pPr>
-      <w:spacing w:after="100" w:before="180"/>
+      <w:spacing w:before="180" w:after="100"/>
       <w:outlineLvl w:val="2"/>
     </w:pPr>
     <w:rPr>
-      <w:rFonts w:ascii="Cambria" w:cs="Cambria" w:eastAsia="Cambria" w:hAnsi="Cambria"/>
       <w:b/>
       <w:bCs/>
       <w:color w:val="163A5F"/>
       <w:sz w:val="23"/>
       <w:szCs w:val="23"/>
+      <w:rFonts w:ascii="Cambria" w:cs="Cambria" w:eastAsia="Cambria" w:hAnsi="Cambria"/>
     </w:rPr>
   </w:style>
 </w:styles>

--- a/reports/projects/4.4_Report.docx
+++ b/reports/projects/4.4_Report.docx
@@ -64,7 +64,7 @@
           <w:szCs w:val="19"/>
           <w:rFonts w:ascii="Cambria" w:cs="Cambria" w:eastAsia="Cambria" w:hAnsi="Cambria"/>
         </w:rPr>
-        <w:t xml:space="preserve">July 2, 2026</w:t>
+        <w:t xml:space="preserve">July 3, 2026</w:t>
       </w:r>
     </w:p>
     <w:tbl>
@@ -1517,7 +1517,7 @@
         <w:szCs w:val="14"/>
         <w:rFonts w:ascii="Cambria" w:cs="Cambria" w:eastAsia="Cambria" w:hAnsi="Cambria"/>
       </w:rPr>
-      <w:t xml:space="preserve">Generated July 2, 2026  |  California Community Colleges  |  MAP Initiative</w:t>
+      <w:t xml:space="preserve">Generated July 3, 2026  |  California Community Colleges  |  MAP Initiative</w:t>
     </w:r>
     <w:r>
       <w:rPr>

--- a/reports/projects/4.4_Report.docx
+++ b/reports/projects/4.4_Report.docx
@@ -1517,7 +1517,7 @@
         <w:szCs w:val="14"/>
         <w:rFonts w:ascii="Cambria" w:cs="Cambria" w:eastAsia="Cambria" w:hAnsi="Cambria"/>
       </w:rPr>
-      <w:t xml:space="preserve">Generated July 3, 2026  |  California Community Colleges  |  MAP Initiative</w:t>
+      <w:t xml:space="preserve">Generated July 3, 2026  |  California Community Colleges  |  CPL Initiative</w:t>
     </w:r>
     <w:r>
       <w:rPr>

--- a/reports/projects/4.4_Report.docx
+++ b/reports/projects/4.4_Report.docx
@@ -64,7 +64,7 @@
           <w:szCs w:val="19"/>
           <w:rFonts w:ascii="Cambria" w:cs="Cambria" w:eastAsia="Cambria" w:hAnsi="Cambria"/>
         </w:rPr>
-        <w:t xml:space="preserve">July 3, 2026</w:t>
+        <w:t xml:space="preserve">July 4, 2026</w:t>
       </w:r>
     </w:p>
     <w:tbl>
@@ -1517,7 +1517,7 @@
         <w:szCs w:val="14"/>
         <w:rFonts w:ascii="Cambria" w:cs="Cambria" w:eastAsia="Cambria" w:hAnsi="Cambria"/>
       </w:rPr>
-      <w:t xml:space="preserve">Generated July 3, 2026  |  California Community Colleges  |  CPL Initiative</w:t>
+      <w:t xml:space="preserve">Generated July 4, 2026  |  California Community Colleges  |  CPL Initiative</w:t>
     </w:r>
     <w:r>
       <w:rPr>

--- a/reports/projects/4.4_Report.docx
+++ b/reports/projects/4.4_Report.docx
@@ -64,7 +64,7 @@
           <w:szCs w:val="19"/>
           <w:rFonts w:ascii="Cambria" w:cs="Cambria" w:eastAsia="Cambria" w:hAnsi="Cambria"/>
         </w:rPr>
-        <w:t xml:space="preserve">July 4, 2026</w:t>
+        <w:t xml:space="preserve">July 5, 2026</w:t>
       </w:r>
     </w:p>
     <w:tbl>
@@ -1517,7 +1517,7 @@
         <w:szCs w:val="14"/>
         <w:rFonts w:ascii="Cambria" w:cs="Cambria" w:eastAsia="Cambria" w:hAnsi="Cambria"/>
       </w:rPr>
-      <w:t xml:space="preserve">Generated July 4, 2026  |  California Community Colleges  |  CPL Initiative</w:t>
+      <w:t xml:space="preserve">Generated July 5, 2026  |  California Community Colleges  |  CPL Initiative</w:t>
     </w:r>
     <w:r>
       <w:rPr>

--- a/reports/projects/4.4_Report.docx
+++ b/reports/projects/4.4_Report.docx
@@ -64,7 +64,7 @@
           <w:szCs w:val="19"/>
           <w:rFonts w:ascii="Cambria" w:cs="Cambria" w:eastAsia="Cambria" w:hAnsi="Cambria"/>
         </w:rPr>
-        <w:t xml:space="preserve">July 5, 2026</w:t>
+        <w:t xml:space="preserve">July 6, 2026</w:t>
       </w:r>
     </w:p>
     <w:tbl>
@@ -1517,7 +1517,7 @@
         <w:szCs w:val="14"/>
         <w:rFonts w:ascii="Cambria" w:cs="Cambria" w:eastAsia="Cambria" w:hAnsi="Cambria"/>
       </w:rPr>
-      <w:t xml:space="preserve">Generated July 5, 2026  |  California Community Colleges  |  CPL Initiative</w:t>
+      <w:t xml:space="preserve">Generated July 6, 2026  |  California Community Colleges  |  CPL Initiative</w:t>
     </w:r>
     <w:r>
       <w:rPr>

--- a/reports/projects/4.4_Report.docx
+++ b/reports/projects/4.4_Report.docx
@@ -64,7 +64,7 @@
           <w:szCs w:val="19"/>
           <w:rFonts w:ascii="Cambria" w:cs="Cambria" w:eastAsia="Cambria" w:hAnsi="Cambria"/>
         </w:rPr>
-        <w:t xml:space="preserve">July 6, 2026</w:t>
+        <w:t xml:space="preserve">July 7, 2026</w:t>
       </w:r>
     </w:p>
     <w:tbl>
@@ -1517,7 +1517,7 @@
         <w:szCs w:val="14"/>
         <w:rFonts w:ascii="Cambria" w:cs="Cambria" w:eastAsia="Cambria" w:hAnsi="Cambria"/>
       </w:rPr>
-      <w:t xml:space="preserve">Generated July 6, 2026  |  California Community Colleges  |  CPL Initiative</w:t>
+      <w:t xml:space="preserve">Generated July 7, 2026  |  California Community Colleges  |  CPL Initiative</w:t>
     </w:r>
     <w:r>
       <w:rPr>

--- a/reports/projects/4.4_Report.docx
+++ b/reports/projects/4.4_Report.docx
@@ -64,7 +64,7 @@
           <w:szCs w:val="19"/>
           <w:rFonts w:ascii="Cambria" w:cs="Cambria" w:eastAsia="Cambria" w:hAnsi="Cambria"/>
         </w:rPr>
-        <w:t xml:space="preserve">July 7, 2026</w:t>
+        <w:t xml:space="preserve">July 8, 2026</w:t>
       </w:r>
     </w:p>
     <w:tbl>
@@ -1517,7 +1517,7 @@
         <w:szCs w:val="14"/>
         <w:rFonts w:ascii="Cambria" w:cs="Cambria" w:eastAsia="Cambria" w:hAnsi="Cambria"/>
       </w:rPr>
-      <w:t xml:space="preserve">Generated July 7, 2026  |  California Community Colleges  |  CPL Initiative</w:t>
+      <w:t xml:space="preserve">Generated July 8, 2026  |  California Community Colleges  |  CPL Initiative</w:t>
     </w:r>
     <w:r>
       <w:rPr>

--- a/reports/projects/4.4_Report.docx
+++ b/reports/projects/4.4_Report.docx
@@ -64,7 +64,7 @@
           <w:szCs w:val="19"/>
           <w:rFonts w:ascii="Cambria" w:cs="Cambria" w:eastAsia="Cambria" w:hAnsi="Cambria"/>
         </w:rPr>
-        <w:t xml:space="preserve">July 8, 2026</w:t>
+        <w:t xml:space="preserve">July 9, 2026</w:t>
       </w:r>
     </w:p>
     <w:tbl>
@@ -1517,7 +1517,7 @@
         <w:szCs w:val="14"/>
         <w:rFonts w:ascii="Cambria" w:cs="Cambria" w:eastAsia="Cambria" w:hAnsi="Cambria"/>
       </w:rPr>
-      <w:t xml:space="preserve">Generated July 8, 2026  |  California Community Colleges  |  CPL Initiative</w:t>
+      <w:t xml:space="preserve">Generated July 9, 2026  |  California Community Colleges  |  CPL Initiative</w:t>
     </w:r>
     <w:r>
       <w:rPr>

--- a/reports/projects/4.4_Report.docx
+++ b/reports/projects/4.4_Report.docx
@@ -64,7 +64,7 @@
           <w:szCs w:val="19"/>
           <w:rFonts w:ascii="Cambria" w:cs="Cambria" w:eastAsia="Cambria" w:hAnsi="Cambria"/>
         </w:rPr>
-        <w:t xml:space="preserve">July 9, 2026</w:t>
+        <w:t xml:space="preserve">July 10, 2026</w:t>
       </w:r>
     </w:p>
     <w:tbl>
@@ -1517,7 +1517,7 @@
         <w:szCs w:val="14"/>
         <w:rFonts w:ascii="Cambria" w:cs="Cambria" w:eastAsia="Cambria" w:hAnsi="Cambria"/>
       </w:rPr>
-      <w:t xml:space="preserve">Generated July 9, 2026  |  California Community Colleges  |  CPL Initiative</w:t>
+      <w:t xml:space="preserve">Generated July 10, 2026  |  California Community Colleges  |  CPL Initiative</w:t>
     </w:r>
     <w:r>
       <w:rPr>

--- a/reports/projects/4.4_Report.docx
+++ b/reports/projects/4.4_Report.docx
@@ -64,7 +64,7 @@
           <w:szCs w:val="19"/>
           <w:rFonts w:ascii="Cambria" w:cs="Cambria" w:eastAsia="Cambria" w:hAnsi="Cambria"/>
         </w:rPr>
-        <w:t xml:space="preserve">July 10, 2026</w:t>
+        <w:t xml:space="preserve">July 11, 2026</w:t>
       </w:r>
     </w:p>
     <w:tbl>
@@ -1517,7 +1517,7 @@
         <w:szCs w:val="14"/>
         <w:rFonts w:ascii="Cambria" w:cs="Cambria" w:eastAsia="Cambria" w:hAnsi="Cambria"/>
       </w:rPr>
-      <w:t xml:space="preserve">Generated July 10, 2026  |  California Community Colleges  |  CPL Initiative</w:t>
+      <w:t xml:space="preserve">Generated July 11, 2026  |  California Community Colleges  |  CPL Initiative</w:t>
     </w:r>
     <w:r>
       <w:rPr>

--- a/reports/projects/4.4_Report.docx
+++ b/reports/projects/4.4_Report.docx
@@ -64,7 +64,7 @@
           <w:szCs w:val="19"/>
           <w:rFonts w:ascii="Cambria" w:cs="Cambria" w:eastAsia="Cambria" w:hAnsi="Cambria"/>
         </w:rPr>
-        <w:t xml:space="preserve">July 11, 2026</w:t>
+        <w:t xml:space="preserve">July 12, 2026</w:t>
       </w:r>
     </w:p>
     <w:tbl>
@@ -1517,7 +1517,7 @@
         <w:szCs w:val="14"/>
         <w:rFonts w:ascii="Cambria" w:cs="Cambria" w:eastAsia="Cambria" w:hAnsi="Cambria"/>
       </w:rPr>
-      <w:t xml:space="preserve">Generated July 11, 2026  |  California Community Colleges  |  CPL Initiative</w:t>
+      <w:t xml:space="preserve">Generated July 12, 2026  |  California Community Colleges  |  CPL Initiative</w:t>
     </w:r>
     <w:r>
       <w:rPr>

--- a/reports/projects/4.4_Report.docx
+++ b/reports/projects/4.4_Report.docx
@@ -64,7 +64,7 @@
           <w:szCs w:val="19"/>
           <w:rFonts w:ascii="Cambria" w:cs="Cambria" w:eastAsia="Cambria" w:hAnsi="Cambria"/>
         </w:rPr>
-        <w:t xml:space="preserve">July 12, 2026</w:t>
+        <w:t xml:space="preserve">July 13, 2026</w:t>
       </w:r>
     </w:p>
     <w:tbl>
@@ -1517,7 +1517,7 @@
         <w:szCs w:val="14"/>
         <w:rFonts w:ascii="Cambria" w:cs="Cambria" w:eastAsia="Cambria" w:hAnsi="Cambria"/>
       </w:rPr>
-      <w:t xml:space="preserve">Generated July 12, 2026  |  California Community Colleges  |  CPL Initiative</w:t>
+      <w:t xml:space="preserve">Generated July 13, 2026  |  California Community Colleges  |  CPL Initiative</w:t>
     </w:r>
     <w:r>
       <w:rPr>

--- a/reports/projects/4.4_Report.docx
+++ b/reports/projects/4.4_Report.docx
@@ -64,7 +64,7 @@
           <w:szCs w:val="19"/>
           <w:rFonts w:ascii="Cambria" w:cs="Cambria" w:eastAsia="Cambria" w:hAnsi="Cambria"/>
         </w:rPr>
-        <w:t xml:space="preserve">July 13, 2026</w:t>
+        <w:t xml:space="preserve">July 14, 2026</w:t>
       </w:r>
     </w:p>
     <w:tbl>
@@ -1517,7 +1517,7 @@
         <w:szCs w:val="14"/>
         <w:rFonts w:ascii="Cambria" w:cs="Cambria" w:eastAsia="Cambria" w:hAnsi="Cambria"/>
       </w:rPr>
-      <w:t xml:space="preserve">Generated July 13, 2026  |  California Community Colleges  |  CPL Initiative</w:t>
+      <w:t xml:space="preserve">Generated July 14, 2026  |  California Community Colleges  |  CPL Initiative</w:t>
     </w:r>
     <w:r>
       <w:rPr>

--- a/reports/projects/4.4_Report.docx
+++ b/reports/projects/4.4_Report.docx
@@ -64,7 +64,7 @@
           <w:szCs w:val="19"/>
           <w:rFonts w:ascii="Cambria" w:cs="Cambria" w:eastAsia="Cambria" w:hAnsi="Cambria"/>
         </w:rPr>
-        <w:t xml:space="preserve">July 14, 2026</w:t>
+        <w:t xml:space="preserve">July 15, 2026</w:t>
       </w:r>
     </w:p>
     <w:tbl>
@@ -1517,7 +1517,7 @@
         <w:szCs w:val="14"/>
         <w:rFonts w:ascii="Cambria" w:cs="Cambria" w:eastAsia="Cambria" w:hAnsi="Cambria"/>
       </w:rPr>
-      <w:t xml:space="preserve">Generated July 14, 2026  |  California Community Colleges  |  CPL Initiative</w:t>
+      <w:t xml:space="preserve">Generated July 15, 2026  |  California Community Colleges  |  CPL Initiative</w:t>
     </w:r>
     <w:r>
       <w:rPr>

--- a/reports/projects/4.4_Report.docx
+++ b/reports/projects/4.4_Report.docx
@@ -64,7 +64,7 @@
           <w:szCs w:val="19"/>
           <w:rFonts w:ascii="Cambria" w:cs="Cambria" w:eastAsia="Cambria" w:hAnsi="Cambria"/>
         </w:rPr>
-        <w:t xml:space="preserve">July 15, 2026</w:t>
+        <w:t xml:space="preserve">July 16, 2026</w:t>
       </w:r>
     </w:p>
     <w:tbl>
@@ -1517,7 +1517,7 @@
         <w:szCs w:val="14"/>
         <w:rFonts w:ascii="Cambria" w:cs="Cambria" w:eastAsia="Cambria" w:hAnsi="Cambria"/>
       </w:rPr>
-      <w:t xml:space="preserve">Generated July 15, 2026  |  California Community Colleges  |  CPL Initiative</w:t>
+      <w:t xml:space="preserve">Generated July 16, 2026  |  California Community Colleges  |  CPL Initiative</w:t>
     </w:r>
     <w:r>
       <w:rPr>

--- a/reports/projects/4.4_Report.docx
+++ b/reports/projects/4.4_Report.docx
@@ -64,7 +64,7 @@
           <w:szCs w:val="19"/>
           <w:rFonts w:ascii="Cambria" w:cs="Cambria" w:eastAsia="Cambria" w:hAnsi="Cambria"/>
         </w:rPr>
-        <w:t xml:space="preserve">July 16, 2026</w:t>
+        <w:t xml:space="preserve">July 17, 2026</w:t>
       </w:r>
     </w:p>
     <w:tbl>
@@ -1517,7 +1517,7 @@
         <w:szCs w:val="14"/>
         <w:rFonts w:ascii="Cambria" w:cs="Cambria" w:eastAsia="Cambria" w:hAnsi="Cambria"/>
       </w:rPr>
-      <w:t xml:space="preserve">Generated July 16, 2026  |  California Community Colleges  |  CPL Initiative</w:t>
+      <w:t xml:space="preserve">Generated July 17, 2026  |  California Community Colleges  |  CPL Initiative</w:t>
     </w:r>
     <w:r>
       <w:rPr>

--- a/reports/projects/4.4_Report.docx
+++ b/reports/projects/4.4_Report.docx
@@ -64,7 +64,7 @@
           <w:szCs w:val="19"/>
           <w:rFonts w:ascii="Cambria" w:cs="Cambria" w:eastAsia="Cambria" w:hAnsi="Cambria"/>
         </w:rPr>
-        <w:t xml:space="preserve">July 17, 2026</w:t>
+        <w:t xml:space="preserve">July 18, 2026</w:t>
       </w:r>
     </w:p>
     <w:tbl>
@@ -1517,7 +1517,7 @@
         <w:szCs w:val="14"/>
         <w:rFonts w:ascii="Cambria" w:cs="Cambria" w:eastAsia="Cambria" w:hAnsi="Cambria"/>
       </w:rPr>
-      <w:t xml:space="preserve">Generated July 17, 2026  |  California Community Colleges  |  CPL Initiative</w:t>
+      <w:t xml:space="preserve">Generated July 18, 2026  |  California Community Colleges  |  CPL Initiative</w:t>
     </w:r>
     <w:r>
       <w:rPr>

--- a/reports/projects/4.4_Report.docx
+++ b/reports/projects/4.4_Report.docx
@@ -64,7 +64,7 @@
           <w:szCs w:val="19"/>
           <w:rFonts w:ascii="Cambria" w:cs="Cambria" w:eastAsia="Cambria" w:hAnsi="Cambria"/>
         </w:rPr>
-        <w:t xml:space="preserve">July 18, 2026</w:t>
+        <w:t xml:space="preserve">July 19, 2026</w:t>
       </w:r>
     </w:p>
     <w:tbl>
@@ -1517,7 +1517,7 @@
         <w:szCs w:val="14"/>
         <w:rFonts w:ascii="Cambria" w:cs="Cambria" w:eastAsia="Cambria" w:hAnsi="Cambria"/>
       </w:rPr>
-      <w:t xml:space="preserve">Generated July 18, 2026  |  California Community Colleges  |  CPL Initiative</w:t>
+      <w:t xml:space="preserve">Generated July 19, 2026  |  California Community Colleges  |  CPL Initiative</w:t>
     </w:r>
     <w:r>
       <w:rPr>

--- a/reports/projects/4.4_Report.docx
+++ b/reports/projects/4.4_Report.docx
@@ -64,7 +64,7 @@
           <w:szCs w:val="19"/>
           <w:rFonts w:ascii="Cambria" w:cs="Cambria" w:eastAsia="Cambria" w:hAnsi="Cambria"/>
         </w:rPr>
-        <w:t xml:space="preserve">July 19, 2026</w:t>
+        <w:t xml:space="preserve">July 20, 2026</w:t>
       </w:r>
     </w:p>
     <w:tbl>
@@ -1517,7 +1517,7 @@
         <w:szCs w:val="14"/>
         <w:rFonts w:ascii="Cambria" w:cs="Cambria" w:eastAsia="Cambria" w:hAnsi="Cambria"/>
       </w:rPr>
-      <w:t xml:space="preserve">Generated July 19, 2026  |  California Community Colleges  |  CPL Initiative</w:t>
+      <w:t xml:space="preserve">Generated July 20, 2026  |  California Community Colleges  |  CPL Initiative</w:t>
     </w:r>
     <w:r>
       <w:rPr>

--- a/reports/projects/4.4_Report.docx
+++ b/reports/projects/4.4_Report.docx
@@ -64,7 +64,7 @@
           <w:szCs w:val="19"/>
           <w:rFonts w:ascii="Cambria" w:cs="Cambria" w:eastAsia="Cambria" w:hAnsi="Cambria"/>
         </w:rPr>
-        <w:t xml:space="preserve">July 20, 2026</w:t>
+        <w:t xml:space="preserve">July 21, 2026</w:t>
       </w:r>
     </w:p>
     <w:tbl>
@@ -1517,7 +1517,7 @@
         <w:szCs w:val="14"/>
         <w:rFonts w:ascii="Cambria" w:cs="Cambria" w:eastAsia="Cambria" w:hAnsi="Cambria"/>
       </w:rPr>
-      <w:t xml:space="preserve">Generated July 20, 2026  |  California Community Colleges  |  CPL Initiative</w:t>
+      <w:t xml:space="preserve">Generated July 21, 2026  |  California Community Colleges  |  CPL Initiative</w:t>
     </w:r>
     <w:r>
       <w:rPr>

--- a/reports/projects/4.4_Report.docx
+++ b/reports/projects/4.4_Report.docx
@@ -64,7 +64,7 @@
           <w:szCs w:val="19"/>
           <w:rFonts w:ascii="Cambria" w:cs="Cambria" w:eastAsia="Cambria" w:hAnsi="Cambria"/>
         </w:rPr>
-        <w:t xml:space="preserve">July 21, 2026</w:t>
+        <w:t xml:space="preserve">July 22, 2026</w:t>
       </w:r>
     </w:p>
     <w:tbl>
@@ -1517,7 +1517,7 @@
         <w:szCs w:val="14"/>
         <w:rFonts w:ascii="Cambria" w:cs="Cambria" w:eastAsia="Cambria" w:hAnsi="Cambria"/>
       </w:rPr>
-      <w:t xml:space="preserve">Generated July 21, 2026  |  California Community Colleges  |  CPL Initiative</w:t>
+      <w:t xml:space="preserve">Generated July 22, 2026  |  California Community Colleges  |  CPL Initiative</w:t>
     </w:r>
     <w:r>
       <w:rPr>

--- a/reports/projects/4.4_Report.docx
+++ b/reports/projects/4.4_Report.docx
@@ -20,7 +20,7 @@
           <w:szCs w:val="32"/>
           <w:rFonts w:ascii="Cambria" w:cs="Cambria" w:eastAsia="Cambria" w:hAnsi="Cambria"/>
         </w:rPr>
-        <w:t xml:space="preserve">4.4  Law &amp; Regulation Review</w:t>
+        <w:t xml:space="preserve">4.4  Technical Assistance &amp; Training</w:t>
       </w:r>
     </w:p>
     <w:p>
@@ -37,7 +37,18 @@
           <w:szCs w:val="24"/>
           <w:rFonts w:ascii="Cambria" w:cs="Cambria" w:eastAsia="Cambria" w:hAnsi="Cambria"/>
         </w:rPr>
-        <w:t xml:space="preserve">✔ On Track</w:t>
+        <w:t xml:space="preserve">✔ Goal Met  </w:t>
+      </w:r>
+      <w:r>
+        <w:rPr>
+          <w:b/>
+          <w:bCs/>
+          <w:color w:val="C9A84C"/>
+          <w:sz w:val="24"/>
+          <w:szCs w:val="24"/>
+          <w:rFonts w:ascii="Cambria" w:cs="Cambria" w:eastAsia="Cambria" w:hAnsi="Cambria"/>
+        </w:rPr>
+        <w:t xml:space="preserve">★ Stretch Met</w:t>
       </w:r>
     </w:p>
     <w:p>
@@ -55,7 +66,7 @@
           <w:szCs w:val="19"/>
           <w:rFonts w:ascii="Cambria" w:cs="Cambria" w:eastAsia="Cambria" w:hAnsi="Cambria"/>
         </w:rPr>
-        <w:t xml:space="preserve">Activity 4: Sprints, Projects &amp; Partnerships  |  Goal 3  |  </w:t>
+        <w:t xml:space="preserve">Activity 4: Sprints, Projects &amp; Partnerships  |  Goal 1; Goal 3  |  </w:t>
       </w:r>
       <w:r>
         <w:rPr>
@@ -148,7 +159,7 @@
                 <w:szCs w:val="20"/>
                 <w:rFonts w:ascii="Cambria" w:cs="Cambria" w:eastAsia="Cambria" w:hAnsi="Cambria"/>
               </w:rPr>
-              <w:t xml:space="preserve">On Track</w:t>
+              <w:t xml:space="preserve">Stretch Met</w:t>
             </w:r>
           </w:p>
         </w:tc>
@@ -218,7 +229,7 @@
                 <w:szCs w:val="20"/>
                 <w:rFonts w:ascii="Cambria" w:cs="Cambria" w:eastAsia="Cambria" w:hAnsi="Cambria"/>
               </w:rPr>
-              <w:t xml:space="preserve">60%</w:t>
+              <w:t xml:space="preserve">85%</w:t>
             </w:r>
           </w:p>
         </w:tc>
@@ -288,7 +299,7 @@
                 <w:szCs w:val="20"/>
                 <w:rFonts w:ascii="Cambria" w:cs="Cambria" w:eastAsia="Cambria" w:hAnsi="Cambria"/>
               </w:rPr>
-              <w:t xml:space="preserve">Samuel Lee / James Todd</w:t>
+              <w:t xml:space="preserve">Crystal Nasio</w:t>
             </w:r>
           </w:p>
         </w:tc>
@@ -358,7 +369,7 @@
                 <w:szCs w:val="20"/>
                 <w:rFonts w:ascii="Cambria" w:cs="Cambria" w:eastAsia="Cambria" w:hAnsi="Cambria"/>
               </w:rPr>
-              <w:t xml:space="preserve">Included in operations (CPL Operations (ongoing $5M))</w:t>
+              <w:t xml:space="preserve">$233,589 (CCC Foundation Regional Trainings)</w:t>
             </w:r>
           </w:p>
         </w:tc>
@@ -428,7 +439,7 @@
                 <w:szCs w:val="20"/>
                 <w:rFonts w:ascii="Cambria" w:cs="Cambria" w:eastAsia="Cambria" w:hAnsi="Cambria"/>
               </w:rPr>
-              <w:t xml:space="preserve">4 policy actions</w:t>
+              <w:t xml:space="preserve">25 trainings delivered</w:t>
             </w:r>
           </w:p>
         </w:tc>
@@ -638,7 +649,7 @@
                 <w:szCs w:val="20"/>
                 <w:rFonts w:ascii="Cambria" w:cs="Cambria" w:eastAsia="Cambria" w:hAnsi="Cambria"/>
               </w:rPr>
-              <w:t xml:space="preserve">4/2</w:t>
+              <w:t xml:space="preserve">25/2</w:t>
             </w:r>
           </w:p>
         </w:tc>
@@ -708,7 +719,7 @@
                 <w:szCs w:val="20"/>
                 <w:rFonts w:ascii="Cambria" w:cs="Cambria" w:eastAsia="Cambria" w:hAnsi="Cambria"/>
               </w:rPr>
-              <w:t xml:space="preserve">4/5</w:t>
+              <w:t xml:space="preserve">25/5</w:t>
             </w:r>
           </w:p>
         </w:tc>
@@ -778,7 +789,7 @@
                 <w:szCs w:val="20"/>
                 <w:rFonts w:ascii="Cambria" w:cs="Cambria" w:eastAsia="Cambria" w:hAnsi="Cambria"/>
               </w:rPr>
-              <w:t xml:space="preserve">4/7</w:t>
+              <w:t xml:space="preserve">25/7</w:t>
             </w:r>
           </w:p>
         </w:tc>
@@ -848,7 +859,7 @@
                 <w:szCs w:val="20"/>
                 <w:rFonts w:ascii="Cambria" w:cs="Cambria" w:eastAsia="Cambria" w:hAnsi="Cambria"/>
               </w:rPr>
-              <w:t xml:space="preserve">4/9</w:t>
+              <w:t xml:space="preserve">25/9</w:t>
             </w:r>
           </w:p>
         </w:tc>
@@ -918,7 +929,7 @@
                 <w:szCs w:val="20"/>
                 <w:rFonts w:ascii="Cambria" w:cs="Cambria" w:eastAsia="Cambria" w:hAnsi="Cambria"/>
               </w:rPr>
-              <w:t xml:space="preserve">4/10</w:t>
+              <w:t xml:space="preserve">25/10</w:t>
             </w:r>
           </w:p>
         </w:tc>
@@ -943,7 +954,7 @@
           <w:szCs w:val="21"/>
           <w:rFonts w:ascii="Cambria" w:cs="Cambria" w:eastAsia="Cambria" w:hAnsi="Cambria"/>
         </w:rPr>
-        <w:t xml:space="preserve">Advance improvements to laws, regulations, procedures, and constituent resolutions focused on removing CPL barriers are enacted</w:t>
+        <w:t xml:space="preserve">Deliver local, regional, and statewide CPL training; 25+ events reaching 1,000+ participants</w:t>
       </w:r>
     </w:p>
     <w:p>
@@ -965,7 +976,7 @@
           <w:szCs w:val="18"/>
           <w:rFonts w:ascii="Cambria" w:cs="Cambria" w:eastAsia="Cambria" w:hAnsi="Cambria"/>
         </w:rPr>
-        <w:t xml:space="preserve">Date: 2026-07-02</w:t>
+        <w:t xml:space="preserve">Date: 2026-04-07</w:t>
       </w:r>
     </w:p>
     <w:p>
@@ -979,8 +990,7 @@
           <w:szCs w:val="21"/>
           <w:rFonts w:ascii="Cambria" w:cs="Cambria" w:eastAsia="Cambria" w:hAnsi="Cambria"/>
         </w:rPr>
-        <w:t xml:space="preserve">AB 123 chaptered ($5M ongoing + $15M one-time); Title 5 updates advanced; $2M + $35M proposed in Governor's 2026 budget
-AB 111 codifies new CPL funding and regulations. In 2025/26 Title 5 was updated for both CPL guidance and for the definition of a comprehensive SEP to include CPL.</w:t>
+        <w:t xml:space="preserve">25 trainings delivered incl. 6th Annual CPL Summit and 4 Regional Trainings; 1,000+ staff/faculty/admins trained</w:t>
       </w:r>
     </w:p>
     <w:p>
@@ -1002,7 +1012,7 @@
           <w:szCs w:val="21"/>
           <w:rFonts w:ascii="Cambria" w:cs="Cambria" w:eastAsia="Cambria" w:hAnsi="Cambria"/>
         </w:rPr>
-        <w:t xml:space="preserve">AB 123 chaptered establishing first-ever ongoing CPL state funding ($5M ongoing + $15M one-time). Title 5 regulatory updates advanced to reduce residency and access barriers. Draft trailer bill for additional $2M ongoing + $35M one-time under review.</w:t>
+        <w:t xml:space="preserve">25 trainings delivered including the 6th Annual CPL Summit and 4 CPL Regional Training Workshops. Over 1,000 staff, faculty, and administrators trained. Individual technical assistance and office hours ongoing.</w:t>
       </w:r>
     </w:p>
     <w:p>
@@ -1024,7 +1034,7 @@
           <w:szCs w:val="21"/>
           <w:rFonts w:ascii="Cambria" w:cs="Cambria" w:eastAsia="Cambria" w:hAnsi="Cambria"/>
         </w:rPr>
-        <w:t xml:space="preserve">2026 session: Advocate for $2M ongoing + $35M one-time; advance SCFF integration</w:t>
+        <w:t xml:space="preserve">2025-26: Remaining regional workshops; focus on newly-funded colleges</w:t>
       </w:r>
     </w:p>
     <w:p>
@@ -1616,7 +1626,7 @@
         <w:szCs w:val="16"/>
         <w:rFonts w:ascii="Cambria" w:cs="Cambria" w:eastAsia="Cambria" w:hAnsi="Cambria"/>
       </w:rPr>
-      <w:t xml:space="preserve">|  Law &amp; Regulation Review</w:t>
+      <w:t xml:space="preserve">|  Technical Assistance &amp; Training</w:t>
     </w:r>
   </w:p>
 </w:hdr>

--- a/reports/projects/4.4_Report.docx
+++ b/reports/projects/4.4_Report.docx
@@ -75,7 +75,7 @@
           <w:szCs w:val="19"/>
           <w:rFonts w:ascii="Cambria" w:cs="Cambria" w:eastAsia="Cambria" w:hAnsi="Cambria"/>
         </w:rPr>
-        <w:t xml:space="preserve">July 22, 2026</w:t>
+        <w:t xml:space="preserve">July 23, 2026</w:t>
       </w:r>
     </w:p>
     <w:tbl>
@@ -1527,7 +1527,7 @@
         <w:szCs w:val="14"/>
         <w:rFonts w:ascii="Cambria" w:cs="Cambria" w:eastAsia="Cambria" w:hAnsi="Cambria"/>
       </w:rPr>
-      <w:t xml:space="preserve">Generated July 22, 2026  |  California Community Colleges  |  CPL Initiative</w:t>
+      <w:t xml:space="preserve">Generated July 23, 2026  |  California Community Colleges  |  CPL Initiative</w:t>
     </w:r>
     <w:r>
       <w:rPr>

--- a/reports/projects/4.4_Report.docx
+++ b/reports/projects/4.4_Report.docx
@@ -75,7 +75,7 @@
           <w:szCs w:val="19"/>
           <w:rFonts w:ascii="Cambria" w:cs="Cambria" w:eastAsia="Cambria" w:hAnsi="Cambria"/>
         </w:rPr>
-        <w:t xml:space="preserve">July 23, 2026</w:t>
+        <w:t xml:space="preserve">July 24, 2026</w:t>
       </w:r>
     </w:p>
     <w:tbl>
@@ -1527,7 +1527,7 @@
         <w:szCs w:val="14"/>
         <w:rFonts w:ascii="Cambria" w:cs="Cambria" w:eastAsia="Cambria" w:hAnsi="Cambria"/>
       </w:rPr>
-      <w:t xml:space="preserve">Generated July 23, 2026  |  California Community Colleges  |  CPL Initiative</w:t>
+      <w:t xml:space="preserve">Generated July 24, 2026  |  California Community Colleges  |  CPL Initiative</w:t>
     </w:r>
     <w:r>
       <w:rPr>

--- a/reports/projects/4.4_Report.docx
+++ b/reports/projects/4.4_Report.docx
@@ -75,7 +75,7 @@
           <w:szCs w:val="19"/>
           <w:rFonts w:ascii="Cambria" w:cs="Cambria" w:eastAsia="Cambria" w:hAnsi="Cambria"/>
         </w:rPr>
-        <w:t xml:space="preserve">July 24, 2026</w:t>
+        <w:t xml:space="preserve">July 25, 2026</w:t>
       </w:r>
     </w:p>
     <w:tbl>
@@ -1527,7 +1527,7 @@
         <w:szCs w:val="14"/>
         <w:rFonts w:ascii="Cambria" w:cs="Cambria" w:eastAsia="Cambria" w:hAnsi="Cambria"/>
       </w:rPr>
-      <w:t xml:space="preserve">Generated July 24, 2026  |  California Community Colleges  |  CPL Initiative</w:t>
+      <w:t xml:space="preserve">Generated July 25, 2026  |  California Community Colleges  |  CPL Initiative</w:t>
     </w:r>
     <w:r>
       <w:rPr>

--- a/reports/projects/4.4_Report.docx
+++ b/reports/projects/4.4_Report.docx
@@ -75,7 +75,7 @@
           <w:szCs w:val="19"/>
           <w:rFonts w:ascii="Cambria" w:cs="Cambria" w:eastAsia="Cambria" w:hAnsi="Cambria"/>
         </w:rPr>
-        <w:t xml:space="preserve">July 25, 2026</w:t>
+        <w:t xml:space="preserve">July 26, 2026</w:t>
       </w:r>
     </w:p>
     <w:tbl>
@@ -1527,7 +1527,7 @@
         <w:szCs w:val="14"/>
         <w:rFonts w:ascii="Cambria" w:cs="Cambria" w:eastAsia="Cambria" w:hAnsi="Cambria"/>
       </w:rPr>
-      <w:t xml:space="preserve">Generated July 25, 2026  |  California Community Colleges  |  CPL Initiative</w:t>
+      <w:t xml:space="preserve">Generated July 26, 2026  |  California Community Colleges  |  CPL Initiative</w:t>
     </w:r>
     <w:r>
       <w:rPr>

--- a/reports/projects/4.4_Report.docx
+++ b/reports/projects/4.4_Report.docx
@@ -75,7 +75,7 @@
           <w:szCs w:val="19"/>
           <w:rFonts w:ascii="Cambria" w:cs="Cambria" w:eastAsia="Cambria" w:hAnsi="Cambria"/>
         </w:rPr>
-        <w:t xml:space="preserve">July 26, 2026</w:t>
+        <w:t xml:space="preserve">July 27, 2026</w:t>
       </w:r>
     </w:p>
     <w:tbl>
@@ -1527,7 +1527,7 @@
         <w:szCs w:val="14"/>
         <w:rFonts w:ascii="Cambria" w:cs="Cambria" w:eastAsia="Cambria" w:hAnsi="Cambria"/>
       </w:rPr>
-      <w:t xml:space="preserve">Generated July 26, 2026  |  California Community Colleges  |  CPL Initiative</w:t>
+      <w:t xml:space="preserve">Generated July 27, 2026  |  California Community Colleges  |  CPL Initiative</w:t>
     </w:r>
     <w:r>
       <w:rPr>

--- a/reports/projects/4.4_Report.docx
+++ b/reports/projects/4.4_Report.docx
@@ -509,7 +509,7 @@
                 <w:szCs w:val="20"/>
                 <w:rFonts w:ascii="Cambria" w:cs="Cambria" w:eastAsia="Cambria" w:hAnsi="Cambria"/>
               </w:rPr>
-              <w:t xml:space="preserve">10</w:t>
+              <w:t xml:space="preserve">60</w:t>
             </w:r>
           </w:p>
         </w:tc>
@@ -579,7 +579,7 @@
                 <w:szCs w:val="20"/>
                 <w:rFonts w:ascii="Cambria" w:cs="Cambria" w:eastAsia="Cambria" w:hAnsi="Cambria"/>
               </w:rPr>
-              <w:t xml:space="preserve">18</w:t>
+              <w:t xml:space="preserve">96</w:t>
             </w:r>
           </w:p>
         </w:tc>
@@ -649,7 +649,7 @@
                 <w:szCs w:val="20"/>
                 <w:rFonts w:ascii="Cambria" w:cs="Cambria" w:eastAsia="Cambria" w:hAnsi="Cambria"/>
               </w:rPr>
-              <w:t xml:space="preserve">25/2</w:t>
+              <w:t xml:space="preserve">25/10</w:t>
             </w:r>
           </w:p>
         </w:tc>
@@ -719,7 +719,7 @@
                 <w:szCs w:val="20"/>
                 <w:rFonts w:ascii="Cambria" w:cs="Cambria" w:eastAsia="Cambria" w:hAnsi="Cambria"/>
               </w:rPr>
-              <w:t xml:space="preserve">25/5</w:t>
+              <w:t xml:space="preserve">25/23</w:t>
             </w:r>
           </w:p>
         </w:tc>
@@ -789,7 +789,7 @@
                 <w:szCs w:val="20"/>
                 <w:rFonts w:ascii="Cambria" w:cs="Cambria" w:eastAsia="Cambria" w:hAnsi="Cambria"/>
               </w:rPr>
-              <w:t xml:space="preserve">25/7</w:t>
+              <w:t xml:space="preserve">25/35</w:t>
             </w:r>
           </w:p>
         </w:tc>
@@ -859,7 +859,7 @@
                 <w:szCs w:val="20"/>
                 <w:rFonts w:ascii="Cambria" w:cs="Cambria" w:eastAsia="Cambria" w:hAnsi="Cambria"/>
               </w:rPr>
-              <w:t xml:space="preserve">25/9</w:t>
+              <w:t xml:space="preserve">25/48</w:t>
             </w:r>
           </w:p>
         </w:tc>
@@ -929,7 +929,7 @@
                 <w:szCs w:val="20"/>
                 <w:rFonts w:ascii="Cambria" w:cs="Cambria" w:eastAsia="Cambria" w:hAnsi="Cambria"/>
               </w:rPr>
-              <w:t xml:space="preserve">25/10</w:t>
+              <w:t xml:space="preserve">25/60</w:t>
             </w:r>
           </w:p>
         </w:tc>

--- a/reports/projects/4.4_Report.docx
+++ b/reports/projects/4.4_Report.docx
@@ -75,7 +75,7 @@
           <w:szCs w:val="19"/>
           <w:rFonts w:ascii="Cambria" w:cs="Cambria" w:eastAsia="Cambria" w:hAnsi="Cambria"/>
         </w:rPr>
-        <w:t xml:space="preserve">July 27, 2026</w:t>
+        <w:t xml:space="preserve">July 28, 2026</w:t>
       </w:r>
     </w:p>
     <w:tbl>
@@ -1527,7 +1527,7 @@
         <w:szCs w:val="14"/>
         <w:rFonts w:ascii="Cambria" w:cs="Cambria" w:eastAsia="Cambria" w:hAnsi="Cambria"/>
       </w:rPr>
-      <w:t xml:space="preserve">Generated July 27, 2026  |  California Community Colleges  |  CPL Initiative</w:t>
+      <w:t xml:space="preserve">Generated July 28, 2026  |  California Community Colleges  |  CPL Initiative</w:t>
     </w:r>
     <w:r>
       <w:rPr>

--- a/reports/projects/4.4_Report.docx
+++ b/reports/projects/4.4_Report.docx
@@ -75,7 +75,7 @@
           <w:szCs w:val="19"/>
           <w:rFonts w:ascii="Cambria" w:cs="Cambria" w:eastAsia="Cambria" w:hAnsi="Cambria"/>
         </w:rPr>
-        <w:t xml:space="preserve">July 28, 2026</w:t>
+        <w:t xml:space="preserve">July 29, 2026</w:t>
       </w:r>
     </w:p>
     <w:tbl>
@@ -1527,7 +1527,7 @@
         <w:szCs w:val="14"/>
         <w:rFonts w:ascii="Cambria" w:cs="Cambria" w:eastAsia="Cambria" w:hAnsi="Cambria"/>
       </w:rPr>
-      <w:t xml:space="preserve">Generated July 28, 2026  |  California Community Colleges  |  CPL Initiative</w:t>
+      <w:t xml:space="preserve">Generated July 29, 2026  |  California Community Colleges  |  CPL Initiative</w:t>
     </w:r>
     <w:r>
       <w:rPr>

--- a/reports/projects/4.4_Report.docx
+++ b/reports/projects/4.4_Report.docx
@@ -75,7 +75,7 @@
           <w:szCs w:val="19"/>
           <w:rFonts w:ascii="Cambria" w:cs="Cambria" w:eastAsia="Cambria" w:hAnsi="Cambria"/>
         </w:rPr>
-        <w:t xml:space="preserve">July 29, 2026</w:t>
+        <w:t xml:space="preserve">July 30, 2026</w:t>
       </w:r>
     </w:p>
     <w:tbl>
@@ -1527,7 +1527,7 @@
         <w:szCs w:val="14"/>
         <w:rFonts w:ascii="Cambria" w:cs="Cambria" w:eastAsia="Cambria" w:hAnsi="Cambria"/>
       </w:rPr>
-      <w:t xml:space="preserve">Generated July 29, 2026  |  California Community Colleges  |  CPL Initiative</w:t>
+      <w:t xml:space="preserve">Generated July 30, 2026  |  California Community Colleges  |  CPL Initiative</w:t>
     </w:r>
     <w:r>
       <w:rPr>

--- a/reports/projects/4.4_Report.docx
+++ b/reports/projects/4.4_Report.docx
@@ -75,7 +75,7 @@
           <w:szCs w:val="19"/>
           <w:rFonts w:ascii="Cambria" w:cs="Cambria" w:eastAsia="Cambria" w:hAnsi="Cambria"/>
         </w:rPr>
-        <w:t xml:space="preserve">July 30, 2026</w:t>
+        <w:t xml:space="preserve">July 31, 2026</w:t>
       </w:r>
     </w:p>
     <w:tbl>
@@ -1527,7 +1527,7 @@
         <w:szCs w:val="14"/>
         <w:rFonts w:ascii="Cambria" w:cs="Cambria" w:eastAsia="Cambria" w:hAnsi="Cambria"/>
       </w:rPr>
-      <w:t xml:space="preserve">Generated July 30, 2026  |  California Community Colleges  |  CPL Initiative</w:t>
+      <w:t xml:space="preserve">Generated July 31, 2026  |  California Community Colleges  |  CPL Initiative</w:t>
     </w:r>
     <w:r>
       <w:rPr>

--- a/reports/projects/4.4_Report.docx
+++ b/reports/projects/4.4_Report.docx
@@ -75,7 +75,7 @@
           <w:szCs w:val="19"/>
           <w:rFonts w:ascii="Cambria" w:cs="Cambria" w:eastAsia="Cambria" w:hAnsi="Cambria"/>
         </w:rPr>
-        <w:t xml:space="preserve">July 31, 2026</w:t>
+        <w:t xml:space="preserve">August 1, 2026</w:t>
       </w:r>
     </w:p>
     <w:tbl>
@@ -1527,7 +1527,7 @@
         <w:szCs w:val="14"/>
         <w:rFonts w:ascii="Cambria" w:cs="Cambria" w:eastAsia="Cambria" w:hAnsi="Cambria"/>
       </w:rPr>
-      <w:t xml:space="preserve">Generated July 31, 2026  |  California Community Colleges  |  CPL Initiative</w:t>
+      <w:t xml:space="preserve">Generated August 1, 2026  |  California Community Colleges  |  CPL Initiative</w:t>
     </w:r>
     <w:r>
       <w:rPr>

--- a/reports/projects/4.4_Report.docx
+++ b/reports/projects/4.4_Report.docx
@@ -75,7 +75,7 @@
           <w:szCs w:val="19"/>
           <w:rFonts w:ascii="Cambria" w:cs="Cambria" w:eastAsia="Cambria" w:hAnsi="Cambria"/>
         </w:rPr>
-        <w:t xml:space="preserve">August 1, 2026</w:t>
+        <w:t xml:space="preserve">August 2, 2026</w:t>
       </w:r>
     </w:p>
     <w:tbl>
@@ -1527,7 +1527,7 @@
         <w:szCs w:val="14"/>
         <w:rFonts w:ascii="Cambria" w:cs="Cambria" w:eastAsia="Cambria" w:hAnsi="Cambria"/>
       </w:rPr>
-      <w:t xml:space="preserve">Generated August 1, 2026  |  California Community Colleges  |  CPL Initiative</w:t>
+      <w:t xml:space="preserve">Generated August 2, 2026  |  California Community Colleges  |  CPL Initiative</w:t>
     </w:r>
     <w:r>
       <w:rPr>

--- a/reports/projects/4.4_Report.docx
+++ b/reports/projects/4.4_Report.docx
@@ -75,7 +75,7 @@
           <w:szCs w:val="19"/>
           <w:rFonts w:ascii="Cambria" w:cs="Cambria" w:eastAsia="Cambria" w:hAnsi="Cambria"/>
         </w:rPr>
-        <w:t xml:space="preserve">August 2, 2026</w:t>
+        <w:t xml:space="preserve">August 3, 2026</w:t>
       </w:r>
     </w:p>
     <w:tbl>
@@ -1527,7 +1527,7 @@
         <w:szCs w:val="14"/>
         <w:rFonts w:ascii="Cambria" w:cs="Cambria" w:eastAsia="Cambria" w:hAnsi="Cambria"/>
       </w:rPr>
-      <w:t xml:space="preserve">Generated August 2, 2026  |  California Community Colleges  |  CPL Initiative</w:t>
+      <w:t xml:space="preserve">Generated August 3, 2026  |  California Community Colleges  |  CPL Initiative</w:t>
     </w:r>
     <w:r>
       <w:rPr>

--- a/reports/projects/4.4_Report.docx
+++ b/reports/projects/4.4_Report.docx
@@ -75,7 +75,7 @@
           <w:szCs w:val="19"/>
           <w:rFonts w:ascii="Cambria" w:cs="Cambria" w:eastAsia="Cambria" w:hAnsi="Cambria"/>
         </w:rPr>
-        <w:t xml:space="preserve">August 3, 2026</w:t>
+        <w:t xml:space="preserve">August 4, 2026</w:t>
       </w:r>
     </w:p>
     <w:tbl>
@@ -1527,7 +1527,7 @@
         <w:szCs w:val="14"/>
         <w:rFonts w:ascii="Cambria" w:cs="Cambria" w:eastAsia="Cambria" w:hAnsi="Cambria"/>
       </w:rPr>
-      <w:t xml:space="preserve">Generated August 3, 2026  |  California Community Colleges  |  CPL Initiative</w:t>
+      <w:t xml:space="preserve">Generated August 4, 2026  |  California Community Colleges  |  CPL Initiative</w:t>
     </w:r>
     <w:r>
       <w:rPr>

--- a/reports/projects/4.4_Report.docx
+++ b/reports/projects/4.4_Report.docx
@@ -75,7 +75,7 @@
           <w:szCs w:val="19"/>
           <w:rFonts w:ascii="Cambria" w:cs="Cambria" w:eastAsia="Cambria" w:hAnsi="Cambria"/>
         </w:rPr>
-        <w:t xml:space="preserve">August 4, 2026</w:t>
+        <w:t xml:space="preserve">August 5, 2026</w:t>
       </w:r>
     </w:p>
     <w:tbl>
@@ -1527,7 +1527,7 @@
         <w:szCs w:val="14"/>
         <w:rFonts w:ascii="Cambria" w:cs="Cambria" w:eastAsia="Cambria" w:hAnsi="Cambria"/>
       </w:rPr>
-      <w:t xml:space="preserve">Generated August 4, 2026  |  California Community Colleges  |  CPL Initiative</w:t>
+      <w:t xml:space="preserve">Generated August 5, 2026  |  California Community Colleges  |  CPL Initiative</w:t>
     </w:r>
     <w:r>
       <w:rPr>

--- a/reports/projects/4.4_Report.docx
+++ b/reports/projects/4.4_Report.docx
@@ -75,7 +75,7 @@
           <w:szCs w:val="19"/>
           <w:rFonts w:ascii="Cambria" w:cs="Cambria" w:eastAsia="Cambria" w:hAnsi="Cambria"/>
         </w:rPr>
-        <w:t xml:space="preserve">August 5, 2026</w:t>
+        <w:t xml:space="preserve">August 6, 2026</w:t>
       </w:r>
     </w:p>
     <w:tbl>
@@ -1527,7 +1527,7 @@
         <w:szCs w:val="14"/>
         <w:rFonts w:ascii="Cambria" w:cs="Cambria" w:eastAsia="Cambria" w:hAnsi="Cambria"/>
       </w:rPr>
-      <w:t xml:space="preserve">Generated August 5, 2026  |  California Community Colleges  |  CPL Initiative</w:t>
+      <w:t xml:space="preserve">Generated August 6, 2026  |  California Community Colleges  |  CPL Initiative</w:t>
     </w:r>
     <w:r>
       <w:rPr>

--- a/reports/projects/4.4_Report.docx
+++ b/reports/projects/4.4_Report.docx
@@ -75,7 +75,7 @@
           <w:szCs w:val="19"/>
           <w:rFonts w:ascii="Cambria" w:cs="Cambria" w:eastAsia="Cambria" w:hAnsi="Cambria"/>
         </w:rPr>
-        <w:t xml:space="preserve">August 6, 2026</w:t>
+        <w:t xml:space="preserve">August 7, 2026</w:t>
       </w:r>
     </w:p>
     <w:tbl>
@@ -1527,7 +1527,7 @@
         <w:szCs w:val="14"/>
         <w:rFonts w:ascii="Cambria" w:cs="Cambria" w:eastAsia="Cambria" w:hAnsi="Cambria"/>
       </w:rPr>
-      <w:t xml:space="preserve">Generated August 6, 2026  |  California Community Colleges  |  CPL Initiative</w:t>
+      <w:t xml:space="preserve">Generated August 7, 2026  |  California Community Colleges  |  CPL Initiative</w:t>
     </w:r>
     <w:r>
       <w:rPr>

--- a/reports/projects/4.4_Report.docx
+++ b/reports/projects/4.4_Report.docx
@@ -75,7 +75,7 @@
           <w:szCs w:val="19"/>
           <w:rFonts w:ascii="Cambria" w:cs="Cambria" w:eastAsia="Cambria" w:hAnsi="Cambria"/>
         </w:rPr>
-        <w:t xml:space="preserve">August 7, 2026</w:t>
+        <w:t xml:space="preserve">August 8, 2026</w:t>
       </w:r>
     </w:p>
     <w:tbl>
@@ -1527,7 +1527,7 @@
         <w:szCs w:val="14"/>
         <w:rFonts w:ascii="Cambria" w:cs="Cambria" w:eastAsia="Cambria" w:hAnsi="Cambria"/>
       </w:rPr>
-      <w:t xml:space="preserve">Generated August 7, 2026  |  California Community Colleges  |  CPL Initiative</w:t>
+      <w:t xml:space="preserve">Generated August 8, 2026  |  California Community Colleges  |  CPL Initiative</w:t>
     </w:r>
     <w:r>
       <w:rPr>

--- a/reports/projects/4.4_Report.docx
+++ b/reports/projects/4.4_Report.docx
@@ -75,7 +75,7 @@
           <w:szCs w:val="19"/>
           <w:rFonts w:ascii="Cambria" w:cs="Cambria" w:eastAsia="Cambria" w:hAnsi="Cambria"/>
         </w:rPr>
-        <w:t xml:space="preserve">August 8, 2026</w:t>
+        <w:t xml:space="preserve">August 9, 2026</w:t>
       </w:r>
     </w:p>
     <w:tbl>
@@ -1527,7 +1527,7 @@
         <w:szCs w:val="14"/>
         <w:rFonts w:ascii="Cambria" w:cs="Cambria" w:eastAsia="Cambria" w:hAnsi="Cambria"/>
       </w:rPr>
-      <w:t xml:space="preserve">Generated August 8, 2026  |  California Community Colleges  |  CPL Initiative</w:t>
+      <w:t xml:space="preserve">Generated August 9, 2026  |  California Community Colleges  |  CPL Initiative</w:t>
     </w:r>
     <w:r>
       <w:rPr>

--- a/reports/projects/4.4_Report.docx
+++ b/reports/projects/4.4_Report.docx
@@ -75,7 +75,7 @@
           <w:szCs w:val="19"/>
           <w:rFonts w:ascii="Cambria" w:cs="Cambria" w:eastAsia="Cambria" w:hAnsi="Cambria"/>
         </w:rPr>
-        <w:t xml:space="preserve">August 9, 2026</w:t>
+        <w:t xml:space="preserve">August 10, 2026</w:t>
       </w:r>
     </w:p>
     <w:tbl>
@@ -1527,7 +1527,7 @@
         <w:szCs w:val="14"/>
         <w:rFonts w:ascii="Cambria" w:cs="Cambria" w:eastAsia="Cambria" w:hAnsi="Cambria"/>
       </w:rPr>
-      <w:t xml:space="preserve">Generated August 9, 2026  |  California Community Colleges  |  CPL Initiative</w:t>
+      <w:t xml:space="preserve">Generated August 10, 2026  |  California Community Colleges  |  CPL Initiative</w:t>
     </w:r>
     <w:r>
       <w:rPr>

--- a/reports/projects/4.4_Report.docx
+++ b/reports/projects/4.4_Report.docx
@@ -75,7 +75,7 @@
           <w:szCs w:val="19"/>
           <w:rFonts w:ascii="Cambria" w:cs="Cambria" w:eastAsia="Cambria" w:hAnsi="Cambria"/>
         </w:rPr>
-        <w:t xml:space="preserve">August 10, 2026</w:t>
+        <w:t xml:space="preserve">August 11, 2026</w:t>
       </w:r>
     </w:p>
     <w:tbl>
@@ -1527,7 +1527,7 @@
         <w:szCs w:val="14"/>
         <w:rFonts w:ascii="Cambria" w:cs="Cambria" w:eastAsia="Cambria" w:hAnsi="Cambria"/>
       </w:rPr>
-      <w:t xml:space="preserve">Generated August 10, 2026  |  California Community Colleges  |  CPL Initiative</w:t>
+      <w:t xml:space="preserve">Generated August 11, 2026  |  California Community Colleges  |  CPL Initiative</w:t>
     </w:r>
     <w:r>
       <w:rPr>

--- a/reports/projects/4.4_Report.docx
+++ b/reports/projects/4.4_Report.docx
@@ -75,7 +75,7 @@
           <w:szCs w:val="19"/>
           <w:rFonts w:ascii="Cambria" w:cs="Cambria" w:eastAsia="Cambria" w:hAnsi="Cambria"/>
         </w:rPr>
-        <w:t xml:space="preserve">August 11, 2026</w:t>
+        <w:t xml:space="preserve">August 12, 2026</w:t>
       </w:r>
     </w:p>
     <w:tbl>
@@ -1527,7 +1527,7 @@
         <w:szCs w:val="14"/>
         <w:rFonts w:ascii="Cambria" w:cs="Cambria" w:eastAsia="Cambria" w:hAnsi="Cambria"/>
       </w:rPr>
-      <w:t xml:space="preserve">Generated August 11, 2026  |  California Community Colleges  |  CPL Initiative</w:t>
+      <w:t xml:space="preserve">Generated August 12, 2026  |  California Community Colleges  |  CPL Initiative</w:t>
     </w:r>
     <w:r>
       <w:rPr>

--- a/reports/projects/4.4_Report.docx
+++ b/reports/projects/4.4_Report.docx
@@ -75,7 +75,7 @@
           <w:szCs w:val="19"/>
           <w:rFonts w:ascii="Cambria" w:cs="Cambria" w:eastAsia="Cambria" w:hAnsi="Cambria"/>
         </w:rPr>
-        <w:t xml:space="preserve">August 12, 2026</w:t>
+        <w:t xml:space="preserve">August 13, 2026</w:t>
       </w:r>
     </w:p>
     <w:tbl>
@@ -1527,7 +1527,7 @@
         <w:szCs w:val="14"/>
         <w:rFonts w:ascii="Cambria" w:cs="Cambria" w:eastAsia="Cambria" w:hAnsi="Cambria"/>
       </w:rPr>
-      <w:t xml:space="preserve">Generated August 12, 2026  |  California Community Colleges  |  CPL Initiative</w:t>
+      <w:t xml:space="preserve">Generated August 13, 2026  |  California Community Colleges  |  CPL Initiative</w:t>
     </w:r>
     <w:r>
       <w:rPr>

--- a/reports/projects/4.4_Report.docx
+++ b/reports/projects/4.4_Report.docx
@@ -75,7 +75,7 @@
           <w:szCs w:val="19"/>
           <w:rFonts w:ascii="Cambria" w:cs="Cambria" w:eastAsia="Cambria" w:hAnsi="Cambria"/>
         </w:rPr>
-        <w:t xml:space="preserve">August 13, 2026</w:t>
+        <w:t xml:space="preserve">August 14, 2026</w:t>
       </w:r>
     </w:p>
     <w:tbl>
@@ -1527,7 +1527,7 @@
         <w:szCs w:val="14"/>
         <w:rFonts w:ascii="Cambria" w:cs="Cambria" w:eastAsia="Cambria" w:hAnsi="Cambria"/>
       </w:rPr>
-      <w:t xml:space="preserve">Generated August 13, 2026  |  California Community Colleges  |  CPL Initiative</w:t>
+      <w:t xml:space="preserve">Generated August 14, 2026  |  California Community Colleges  |  CPL Initiative</w:t>
     </w:r>
     <w:r>
       <w:rPr>

--- a/reports/projects/4.4_Report.docx
+++ b/reports/projects/4.4_Report.docx
@@ -75,7 +75,7 @@
           <w:szCs w:val="19"/>
           <w:rFonts w:ascii="Cambria" w:cs="Cambria" w:eastAsia="Cambria" w:hAnsi="Cambria"/>
         </w:rPr>
-        <w:t xml:space="preserve">August 14, 2026</w:t>
+        <w:t xml:space="preserve">August 15, 2026</w:t>
       </w:r>
     </w:p>
     <w:tbl>
@@ -1527,7 +1527,7 @@
         <w:szCs w:val="14"/>
         <w:rFonts w:ascii="Cambria" w:cs="Cambria" w:eastAsia="Cambria" w:hAnsi="Cambria"/>
       </w:rPr>
-      <w:t xml:space="preserve">Generated August 14, 2026  |  California Community Colleges  |  CPL Initiative</w:t>
+      <w:t xml:space="preserve">Generated August 15, 2026  |  California Community Colleges  |  CPL Initiative</w:t>
     </w:r>
     <w:r>
       <w:rPr>

--- a/reports/projects/4.4_Report.docx
+++ b/reports/projects/4.4_Report.docx
@@ -75,7 +75,7 @@
           <w:szCs w:val="19"/>
           <w:rFonts w:ascii="Cambria" w:cs="Cambria" w:eastAsia="Cambria" w:hAnsi="Cambria"/>
         </w:rPr>
-        <w:t xml:space="preserve">August 15, 2026</w:t>
+        <w:t xml:space="preserve">August 16, 2026</w:t>
       </w:r>
     </w:p>
     <w:tbl>
@@ -1527,7 +1527,7 @@
         <w:szCs w:val="14"/>
         <w:rFonts w:ascii="Cambria" w:cs="Cambria" w:eastAsia="Cambria" w:hAnsi="Cambria"/>
       </w:rPr>
-      <w:t xml:space="preserve">Generated August 15, 2026  |  California Community Colleges  |  CPL Initiative</w:t>
+      <w:t xml:space="preserve">Generated August 16, 2026  |  California Community Colleges  |  CPL Initiative</w:t>
     </w:r>
     <w:r>
       <w:rPr>

--- a/reports/projects/4.4_Report.docx
+++ b/reports/projects/4.4_Report.docx
@@ -75,7 +75,7 @@
           <w:szCs w:val="19"/>
           <w:rFonts w:ascii="Cambria" w:cs="Cambria" w:eastAsia="Cambria" w:hAnsi="Cambria"/>
         </w:rPr>
-        <w:t xml:space="preserve">August 16, 2026</w:t>
+        <w:t xml:space="preserve">August 17, 2026</w:t>
       </w:r>
     </w:p>
     <w:tbl>
@@ -1527,7 +1527,7 @@
         <w:szCs w:val="14"/>
         <w:rFonts w:ascii="Cambria" w:cs="Cambria" w:eastAsia="Cambria" w:hAnsi="Cambria"/>
       </w:rPr>
-      <w:t xml:space="preserve">Generated August 16, 2026  |  California Community Colleges  |  CPL Initiative</w:t>
+      <w:t xml:space="preserve">Generated August 17, 2026  |  California Community Colleges  |  CPL Initiative</w:t>
     </w:r>
     <w:r>
       <w:rPr>

--- a/reports/projects/4.4_Report.docx
+++ b/reports/projects/4.4_Report.docx
@@ -75,7 +75,7 @@
           <w:szCs w:val="19"/>
           <w:rFonts w:ascii="Cambria" w:cs="Cambria" w:eastAsia="Cambria" w:hAnsi="Cambria"/>
         </w:rPr>
-        <w:t xml:space="preserve">August 17, 2026</w:t>
+        <w:t xml:space="preserve">August 18, 2026</w:t>
       </w:r>
     </w:p>
     <w:tbl>
@@ -1527,7 +1527,7 @@
         <w:szCs w:val="14"/>
         <w:rFonts w:ascii="Cambria" w:cs="Cambria" w:eastAsia="Cambria" w:hAnsi="Cambria"/>
       </w:rPr>
-      <w:t xml:space="preserve">Generated August 17, 2026  |  California Community Colleges  |  CPL Initiative</w:t>
+      <w:t xml:space="preserve">Generated August 18, 2026  |  California Community Colleges  |  CPL Initiative</w:t>
     </w:r>
     <w:r>
       <w:rPr>

--- a/reports/projects/4.4_Report.docx
+++ b/reports/projects/4.4_Report.docx
@@ -75,7 +75,7 @@
           <w:szCs w:val="19"/>
           <w:rFonts w:ascii="Cambria" w:cs="Cambria" w:eastAsia="Cambria" w:hAnsi="Cambria"/>
         </w:rPr>
-        <w:t xml:space="preserve">August 18, 2026</w:t>
+        <w:t xml:space="preserve">August 19, 2026</w:t>
       </w:r>
     </w:p>
     <w:tbl>
@@ -1527,7 +1527,7 @@
         <w:szCs w:val="14"/>
         <w:rFonts w:ascii="Cambria" w:cs="Cambria" w:eastAsia="Cambria" w:hAnsi="Cambria"/>
       </w:rPr>
-      <w:t xml:space="preserve">Generated August 18, 2026  |  California Community Colleges  |  CPL Initiative</w:t>
+      <w:t xml:space="preserve">Generated August 19, 2026  |  California Community Colleges  |  CPL Initiative</w:t>
     </w:r>
     <w:r>
       <w:rPr>

--- a/reports/projects/4.4_Report.docx
+++ b/reports/projects/4.4_Report.docx
@@ -75,7 +75,7 @@
           <w:szCs w:val="19"/>
           <w:rFonts w:ascii="Cambria" w:cs="Cambria" w:eastAsia="Cambria" w:hAnsi="Cambria"/>
         </w:rPr>
-        <w:t xml:space="preserve">August 19, 2026</w:t>
+        <w:t xml:space="preserve">August 20, 2026</w:t>
       </w:r>
     </w:p>
     <w:tbl>
@@ -1527,7 +1527,7 @@
         <w:szCs w:val="14"/>
         <w:rFonts w:ascii="Cambria" w:cs="Cambria" w:eastAsia="Cambria" w:hAnsi="Cambria"/>
       </w:rPr>
-      <w:t xml:space="preserve">Generated August 19, 2026  |  California Community Colleges  |  CPL Initiative</w:t>
+      <w:t xml:space="preserve">Generated August 20, 2026  |  California Community Colleges  |  CPL Initiative</w:t>
     </w:r>
     <w:r>
       <w:rPr>

--- a/reports/projects/4.4_Report.docx
+++ b/reports/projects/4.4_Report.docx
@@ -75,7 +75,7 @@
           <w:szCs w:val="19"/>
           <w:rFonts w:ascii="Cambria" w:cs="Cambria" w:eastAsia="Cambria" w:hAnsi="Cambria"/>
         </w:rPr>
-        <w:t xml:space="preserve">August 20, 2026</w:t>
+        <w:t xml:space="preserve">August 21, 2026</w:t>
       </w:r>
     </w:p>
     <w:tbl>
@@ -1527,7 +1527,7 @@
         <w:szCs w:val="14"/>
         <w:rFonts w:ascii="Cambria" w:cs="Cambria" w:eastAsia="Cambria" w:hAnsi="Cambria"/>
       </w:rPr>
-      <w:t xml:space="preserve">Generated August 20, 2026  |  California Community Colleges  |  CPL Initiative</w:t>
+      <w:t xml:space="preserve">Generated August 21, 2026  |  California Community Colleges  |  CPL Initiative</w:t>
     </w:r>
     <w:r>
       <w:rPr>

--- a/reports/projects/4.4_Report.docx
+++ b/reports/projects/4.4_Report.docx
@@ -75,7 +75,7 @@
           <w:szCs w:val="19"/>
           <w:rFonts w:ascii="Cambria" w:cs="Cambria" w:eastAsia="Cambria" w:hAnsi="Cambria"/>
         </w:rPr>
-        <w:t xml:space="preserve">August 21, 2026</w:t>
+        <w:t xml:space="preserve">August 22, 2026</w:t>
       </w:r>
     </w:p>
     <w:tbl>
@@ -1527,7 +1527,7 @@
         <w:szCs w:val="14"/>
         <w:rFonts w:ascii="Cambria" w:cs="Cambria" w:eastAsia="Cambria" w:hAnsi="Cambria"/>
       </w:rPr>
-      <w:t xml:space="preserve">Generated August 21, 2026  |  California Community Colleges  |  CPL Initiative</w:t>
+      <w:t xml:space="preserve">Generated August 22, 2026  |  California Community Colleges  |  CPL Initiative</w:t>
     </w:r>
     <w:r>
       <w:rPr>

--- a/reports/projects/4.4_Report.docx
+++ b/reports/projects/4.4_Report.docx
@@ -75,7 +75,7 @@
           <w:szCs w:val="19"/>
           <w:rFonts w:ascii="Cambria" w:cs="Cambria" w:eastAsia="Cambria" w:hAnsi="Cambria"/>
         </w:rPr>
-        <w:t xml:space="preserve">August 22, 2026</w:t>
+        <w:t xml:space="preserve">August 23, 2026</w:t>
       </w:r>
     </w:p>
     <w:tbl>
@@ -1527,7 +1527,7 @@
         <w:szCs w:val="14"/>
         <w:rFonts w:ascii="Cambria" w:cs="Cambria" w:eastAsia="Cambria" w:hAnsi="Cambria"/>
       </w:rPr>
-      <w:t xml:space="preserve">Generated August 22, 2026  |  California Community Colleges  |  CPL Initiative</w:t>
+      <w:t xml:space="preserve">Generated August 23, 2026  |  California Community Colleges  |  CPL Initiative</w:t>
     </w:r>
     <w:r>
       <w:rPr>

--- a/reports/projects/4.4_Report.docx
+++ b/reports/projects/4.4_Report.docx
@@ -75,7 +75,7 @@
           <w:szCs w:val="19"/>
           <w:rFonts w:ascii="Cambria" w:cs="Cambria" w:eastAsia="Cambria" w:hAnsi="Cambria"/>
         </w:rPr>
-        <w:t xml:space="preserve">August 23, 2026</w:t>
+        <w:t xml:space="preserve">August 24, 2026</w:t>
       </w:r>
     </w:p>
     <w:tbl>
@@ -1527,7 +1527,7 @@
         <w:szCs w:val="14"/>
         <w:rFonts w:ascii="Cambria" w:cs="Cambria" w:eastAsia="Cambria" w:hAnsi="Cambria"/>
       </w:rPr>
-      <w:t xml:space="preserve">Generated August 23, 2026  |  California Community Colleges  |  CPL Initiative</w:t>
+      <w:t xml:space="preserve">Generated August 24, 2026  |  California Community Colleges  |  CPL Initiative</w:t>
     </w:r>
     <w:r>
       <w:rPr>

--- a/reports/projects/4.4_Report.docx
+++ b/reports/projects/4.4_Report.docx
@@ -75,7 +75,7 @@
           <w:szCs w:val="19"/>
           <w:rFonts w:ascii="Cambria" w:cs="Cambria" w:eastAsia="Cambria" w:hAnsi="Cambria"/>
         </w:rPr>
-        <w:t xml:space="preserve">August 24, 2026</w:t>
+        <w:t xml:space="preserve">August 25, 2026</w:t>
       </w:r>
     </w:p>
     <w:tbl>
@@ -1527,7 +1527,7 @@
         <w:szCs w:val="14"/>
         <w:rFonts w:ascii="Cambria" w:cs="Cambria" w:eastAsia="Cambria" w:hAnsi="Cambria"/>
       </w:rPr>
-      <w:t xml:space="preserve">Generated August 24, 2026  |  California Community Colleges  |  CPL Initiative</w:t>
+      <w:t xml:space="preserve">Generated August 25, 2026  |  California Community Colleges  |  CPL Initiative</w:t>
     </w:r>
     <w:r>
       <w:rPr>

--- a/reports/projects/4.4_Report.docx
+++ b/reports/projects/4.4_Report.docx
@@ -75,7 +75,7 @@
           <w:szCs w:val="19"/>
           <w:rFonts w:ascii="Cambria" w:cs="Cambria" w:eastAsia="Cambria" w:hAnsi="Cambria"/>
         </w:rPr>
-        <w:t xml:space="preserve">August 25, 2026</w:t>
+        <w:t xml:space="preserve">August 26, 2026</w:t>
       </w:r>
     </w:p>
     <w:tbl>
@@ -1527,7 +1527,7 @@
         <w:szCs w:val="14"/>
         <w:rFonts w:ascii="Cambria" w:cs="Cambria" w:eastAsia="Cambria" w:hAnsi="Cambria"/>
       </w:rPr>
-      <w:t xml:space="preserve">Generated August 25, 2026  |  California Community Colleges  |  CPL Initiative</w:t>
+      <w:t xml:space="preserve">Generated August 26, 2026  |  California Community Colleges  |  CPL Initiative</w:t>
     </w:r>
     <w:r>
       <w:rPr>

--- a/reports/projects/4.4_Report.docx
+++ b/reports/projects/4.4_Report.docx
@@ -75,7 +75,7 @@
           <w:szCs w:val="19"/>
           <w:rFonts w:ascii="Cambria" w:cs="Cambria" w:eastAsia="Cambria" w:hAnsi="Cambria"/>
         </w:rPr>
-        <w:t xml:space="preserve">August 26, 2026</w:t>
+        <w:t xml:space="preserve">August 27, 2026</w:t>
       </w:r>
     </w:p>
     <w:tbl>
@@ -1527,7 +1527,7 @@
         <w:szCs w:val="14"/>
         <w:rFonts w:ascii="Cambria" w:cs="Cambria" w:eastAsia="Cambria" w:hAnsi="Cambria"/>
       </w:rPr>
-      <w:t xml:space="preserve">Generated August 26, 2026  |  California Community Colleges  |  CPL Initiative</w:t>
+      <w:t xml:space="preserve">Generated August 27, 2026  |  California Community Colleges  |  CPL Initiative</w:t>
     </w:r>
     <w:r>
       <w:rPr>

--- a/reports/projects/4.4_Report.docx
+++ b/reports/projects/4.4_Report.docx
@@ -75,7 +75,7 @@
           <w:szCs w:val="19"/>
           <w:rFonts w:ascii="Cambria" w:cs="Cambria" w:eastAsia="Cambria" w:hAnsi="Cambria"/>
         </w:rPr>
-        <w:t xml:space="preserve">August 27, 2026</w:t>
+        <w:t xml:space="preserve">August 28, 2026</w:t>
       </w:r>
     </w:p>
     <w:tbl>
@@ -1527,7 +1527,7 @@
         <w:szCs w:val="14"/>
         <w:rFonts w:ascii="Cambria" w:cs="Cambria" w:eastAsia="Cambria" w:hAnsi="Cambria"/>
       </w:rPr>
-      <w:t xml:space="preserve">Generated August 27, 2026  |  California Community Colleges  |  CPL Initiative</w:t>
+      <w:t xml:space="preserve">Generated August 28, 2026  |  California Community Colleges  |  CPL Initiative</w:t>
     </w:r>
     <w:r>
       <w:rPr>

--- a/reports/projects/4.4_Report.docx
+++ b/reports/projects/4.4_Report.docx
@@ -75,7 +75,7 @@
           <w:szCs w:val="19"/>
           <w:rFonts w:ascii="Cambria" w:cs="Cambria" w:eastAsia="Cambria" w:hAnsi="Cambria"/>
         </w:rPr>
-        <w:t xml:space="preserve">August 28, 2026</w:t>
+        <w:t xml:space="preserve">August 29, 2026</w:t>
       </w:r>
     </w:p>
     <w:tbl>
@@ -1527,7 +1527,7 @@
         <w:szCs w:val="14"/>
         <w:rFonts w:ascii="Cambria" w:cs="Cambria" w:eastAsia="Cambria" w:hAnsi="Cambria"/>
       </w:rPr>
-      <w:t xml:space="preserve">Generated August 28, 2026  |  California Community Colleges  |  CPL Initiative</w:t>
+      <w:t xml:space="preserve">Generated August 29, 2026  |  California Community Colleges  |  CPL Initiative</w:t>
     </w:r>
     <w:r>
       <w:rPr>

--- a/reports/projects/4.4_Report.docx
+++ b/reports/projects/4.4_Report.docx
@@ -75,7 +75,7 @@
           <w:szCs w:val="19"/>
           <w:rFonts w:ascii="Cambria" w:cs="Cambria" w:eastAsia="Cambria" w:hAnsi="Cambria"/>
         </w:rPr>
-        <w:t xml:space="preserve">August 29, 2026</w:t>
+        <w:t xml:space="preserve">August 30, 2026</w:t>
       </w:r>
     </w:p>
     <w:tbl>
@@ -1527,7 +1527,7 @@
         <w:szCs w:val="14"/>
         <w:rFonts w:ascii="Cambria" w:cs="Cambria" w:eastAsia="Cambria" w:hAnsi="Cambria"/>
       </w:rPr>
-      <w:t xml:space="preserve">Generated August 29, 2026  |  California Community Colleges  |  CPL Initiative</w:t>
+      <w:t xml:space="preserve">Generated August 30, 2026  |  California Community Colleges  |  CPL Initiative</w:t>
     </w:r>
     <w:r>
       <w:rPr>

--- a/reports/projects/4.4_Report.docx
+++ b/reports/projects/4.4_Report.docx
@@ -75,7 +75,7 @@
           <w:szCs w:val="19"/>
           <w:rFonts w:ascii="Cambria" w:cs="Cambria" w:eastAsia="Cambria" w:hAnsi="Cambria"/>
         </w:rPr>
-        <w:t xml:space="preserve">August 30, 2026</w:t>
+        <w:t xml:space="preserve">August 31, 2026</w:t>
       </w:r>
     </w:p>
     <w:tbl>
@@ -1527,7 +1527,7 @@
         <w:szCs w:val="14"/>
         <w:rFonts w:ascii="Cambria" w:cs="Cambria" w:eastAsia="Cambria" w:hAnsi="Cambria"/>
       </w:rPr>
-      <w:t xml:space="preserve">Generated August 30, 2026  |  California Community Colleges  |  CPL Initiative</w:t>
+      <w:t xml:space="preserve">Generated August 31, 2026  |  California Community Colleges  |  CPL Initiative</w:t>
     </w:r>
     <w:r>
       <w:rPr>

--- a/reports/projects/4.4_Report.docx
+++ b/reports/projects/4.4_Report.docx
@@ -75,7 +75,7 @@
           <w:szCs w:val="19"/>
           <w:rFonts w:ascii="Cambria" w:cs="Cambria" w:eastAsia="Cambria" w:hAnsi="Cambria"/>
         </w:rPr>
-        <w:t xml:space="preserve">August 31, 2026</w:t>
+        <w:t xml:space="preserve">September 1, 2026</w:t>
       </w:r>
     </w:p>
     <w:tbl>
@@ -1527,7 +1527,7 @@
         <w:szCs w:val="14"/>
         <w:rFonts w:ascii="Cambria" w:cs="Cambria" w:eastAsia="Cambria" w:hAnsi="Cambria"/>
       </w:rPr>
-      <w:t xml:space="preserve">Generated August 31, 2026  |  California Community Colleges  |  CPL Initiative</w:t>
+      <w:t xml:space="preserve">Generated September 1, 2026  |  California Community Colleges  |  CPL Initiative</w:t>
     </w:r>
     <w:r>
       <w:rPr>

--- a/reports/projects/4.4_Report.docx
+++ b/reports/projects/4.4_Report.docx
@@ -75,7 +75,7 @@
           <w:szCs w:val="19"/>
           <w:rFonts w:ascii="Cambria" w:cs="Cambria" w:eastAsia="Cambria" w:hAnsi="Cambria"/>
         </w:rPr>
-        <w:t xml:space="preserve">September 1, 2026</w:t>
+        <w:t xml:space="preserve">September 2, 2026</w:t>
       </w:r>
     </w:p>
     <w:tbl>
@@ -1527,7 +1527,7 @@
         <w:szCs w:val="14"/>
         <w:rFonts w:ascii="Cambria" w:cs="Cambria" w:eastAsia="Cambria" w:hAnsi="Cambria"/>
       </w:rPr>
-      <w:t xml:space="preserve">Generated September 1, 2026  |  California Community Colleges  |  CPL Initiative</w:t>
+      <w:t xml:space="preserve">Generated September 2, 2026  |  California Community Colleges  |  CPL Initiative</w:t>
     </w:r>
     <w:r>
       <w:rPr>

--- a/reports/projects/4.4_Report.docx
+++ b/reports/projects/4.4_Report.docx
@@ -75,7 +75,7 @@
           <w:szCs w:val="19"/>
           <w:rFonts w:ascii="Cambria" w:cs="Cambria" w:eastAsia="Cambria" w:hAnsi="Cambria"/>
         </w:rPr>
-        <w:t xml:space="preserve">September 2, 2026</w:t>
+        <w:t xml:space="preserve">September 3, 2026</w:t>
       </w:r>
     </w:p>
     <w:tbl>
@@ -1527,7 +1527,7 @@
         <w:szCs w:val="14"/>
         <w:rFonts w:ascii="Cambria" w:cs="Cambria" w:eastAsia="Cambria" w:hAnsi="Cambria"/>
       </w:rPr>
-      <w:t xml:space="preserve">Generated September 2, 2026  |  California Community Colleges  |  CPL Initiative</w:t>
+      <w:t xml:space="preserve">Generated September 3, 2026  |  California Community Colleges  |  CPL Initiative</w:t>
     </w:r>
     <w:r>
       <w:rPr>

--- a/reports/projects/4.4_Report.docx
+++ b/reports/projects/4.4_Report.docx
@@ -75,7 +75,7 @@
           <w:szCs w:val="19"/>
           <w:rFonts w:ascii="Cambria" w:cs="Cambria" w:eastAsia="Cambria" w:hAnsi="Cambria"/>
         </w:rPr>
-        <w:t xml:space="preserve">September 3, 2026</w:t>
+        <w:t xml:space="preserve">September 4, 2026</w:t>
       </w:r>
     </w:p>
     <w:tbl>
@@ -1527,7 +1527,7 @@
         <w:szCs w:val="14"/>
         <w:rFonts w:ascii="Cambria" w:cs="Cambria" w:eastAsia="Cambria" w:hAnsi="Cambria"/>
       </w:rPr>
-      <w:t xml:space="preserve">Generated September 3, 2026  |  California Community Colleges  |  CPL Initiative</w:t>
+      <w:t xml:space="preserve">Generated September 4, 2026  |  California Community Colleges  |  CPL Initiative</w:t>
     </w:r>
     <w:r>
       <w:rPr>

--- a/reports/projects/4.4_Report.docx
+++ b/reports/projects/4.4_Report.docx
@@ -75,7 +75,7 @@
           <w:szCs w:val="19"/>
           <w:rFonts w:ascii="Cambria" w:cs="Cambria" w:eastAsia="Cambria" w:hAnsi="Cambria"/>
         </w:rPr>
-        <w:t xml:space="preserve">September 4, 2026</w:t>
+        <w:t xml:space="preserve">September 5, 2026</w:t>
       </w:r>
     </w:p>
     <w:tbl>
@@ -1527,7 +1527,7 @@
         <w:szCs w:val="14"/>
         <w:rFonts w:ascii="Cambria" w:cs="Cambria" w:eastAsia="Cambria" w:hAnsi="Cambria"/>
       </w:rPr>
-      <w:t xml:space="preserve">Generated September 4, 2026  |  California Community Colleges  |  CPL Initiative</w:t>
+      <w:t xml:space="preserve">Generated September 5, 2026  |  California Community Colleges  |  CPL Initiative</w:t>
     </w:r>
     <w:r>
       <w:rPr>

--- a/reports/projects/4.4_Report.docx
+++ b/reports/projects/4.4_Report.docx
@@ -75,7 +75,7 @@
           <w:szCs w:val="19"/>
           <w:rFonts w:ascii="Cambria" w:cs="Cambria" w:eastAsia="Cambria" w:hAnsi="Cambria"/>
         </w:rPr>
-        <w:t xml:space="preserve">September 5, 2026</w:t>
+        <w:t xml:space="preserve">September 6, 2026</w:t>
       </w:r>
     </w:p>
     <w:tbl>
@@ -1527,7 +1527,7 @@
         <w:szCs w:val="14"/>
         <w:rFonts w:ascii="Cambria" w:cs="Cambria" w:eastAsia="Cambria" w:hAnsi="Cambria"/>
       </w:rPr>
-      <w:t xml:space="preserve">Generated September 5, 2026  |  California Community Colleges  |  CPL Initiative</w:t>
+      <w:t xml:space="preserve">Generated September 6, 2026  |  California Community Colleges  |  CPL Initiative</w:t>
     </w:r>
     <w:r>
       <w:rPr>

--- a/reports/projects/4.4_Report.docx
+++ b/reports/projects/4.4_Report.docx
@@ -75,7 +75,7 @@
           <w:szCs w:val="19"/>
           <w:rFonts w:ascii="Cambria" w:cs="Cambria" w:eastAsia="Cambria" w:hAnsi="Cambria"/>
         </w:rPr>
-        <w:t xml:space="preserve">September 6, 2026</w:t>
+        <w:t xml:space="preserve">September 7, 2026</w:t>
       </w:r>
     </w:p>
     <w:tbl>
@@ -1527,7 +1527,7 @@
         <w:szCs w:val="14"/>
         <w:rFonts w:ascii="Cambria" w:cs="Cambria" w:eastAsia="Cambria" w:hAnsi="Cambria"/>
       </w:rPr>
-      <w:t xml:space="preserve">Generated September 6, 2026  |  California Community Colleges  |  CPL Initiative</w:t>
+      <w:t xml:space="preserve">Generated September 7, 2026  |  California Community Colleges  |  CPL Initiative</w:t>
     </w:r>
     <w:r>
       <w:rPr>

--- a/reports/projects/4.4_Report.docx
+++ b/reports/projects/4.4_Report.docx
@@ -75,7 +75,7 @@
           <w:szCs w:val="19"/>
           <w:rFonts w:ascii="Cambria" w:cs="Cambria" w:eastAsia="Cambria" w:hAnsi="Cambria"/>
         </w:rPr>
-        <w:t xml:space="preserve">September 7, 2026</w:t>
+        <w:t xml:space="preserve">September 8, 2026</w:t>
       </w:r>
     </w:p>
     <w:tbl>
@@ -1527,7 +1527,7 @@
         <w:szCs w:val="14"/>
         <w:rFonts w:ascii="Cambria" w:cs="Cambria" w:eastAsia="Cambria" w:hAnsi="Cambria"/>
       </w:rPr>
-      <w:t xml:space="preserve">Generated September 7, 2026  |  California Community Colleges  |  CPL Initiative</w:t>
+      <w:t xml:space="preserve">Generated September 8, 2026  |  California Community Colleges  |  CPL Initiative</w:t>
     </w:r>
     <w:r>
       <w:rPr>

--- a/reports/projects/4.4_Report.docx
+++ b/reports/projects/4.4_Report.docx
@@ -75,7 +75,7 @@
           <w:szCs w:val="19"/>
           <w:rFonts w:ascii="Cambria" w:cs="Cambria" w:eastAsia="Cambria" w:hAnsi="Cambria"/>
         </w:rPr>
-        <w:t xml:space="preserve">September 8, 2026</w:t>
+        <w:t xml:space="preserve">September 10, 2026</w:t>
       </w:r>
     </w:p>
     <w:tbl>
@@ -1527,7 +1527,7 @@
         <w:szCs w:val="14"/>
         <w:rFonts w:ascii="Cambria" w:cs="Cambria" w:eastAsia="Cambria" w:hAnsi="Cambria"/>
       </w:rPr>
-      <w:t xml:space="preserve">Generated September 8, 2026  |  California Community Colleges  |  CPL Initiative</w:t>
+      <w:t xml:space="preserve">Generated September 10, 2026  |  California Community Colleges  |  CPL Initiative</w:t>
     </w:r>
     <w:r>
       <w:rPr>

--- a/reports/projects/4.4_Report.docx
+++ b/reports/projects/4.4_Report.docx
@@ -75,7 +75,7 @@
           <w:szCs w:val="19"/>
           <w:rFonts w:ascii="Cambria" w:cs="Cambria" w:eastAsia="Cambria" w:hAnsi="Cambria"/>
         </w:rPr>
-        <w:t xml:space="preserve">September 10, 2026</w:t>
+        <w:t xml:space="preserve">September 11, 2026</w:t>
       </w:r>
     </w:p>
     <w:tbl>
@@ -1527,7 +1527,7 @@
         <w:szCs w:val="14"/>
         <w:rFonts w:ascii="Cambria" w:cs="Cambria" w:eastAsia="Cambria" w:hAnsi="Cambria"/>
       </w:rPr>
-      <w:t xml:space="preserve">Generated September 10, 2026  |  California Community Colleges  |  CPL Initiative</w:t>
+      <w:t xml:space="preserve">Generated September 11, 2026  |  California Community Colleges  |  CPL Initiative</w:t>
     </w:r>
     <w:r>
       <w:rPr>

--- a/reports/projects/4.4_Report.docx
+++ b/reports/projects/4.4_Report.docx
@@ -75,7 +75,7 @@
           <w:szCs w:val="19"/>
           <w:rFonts w:ascii="Cambria" w:cs="Cambria" w:eastAsia="Cambria" w:hAnsi="Cambria"/>
         </w:rPr>
-        <w:t xml:space="preserve">September 11, 2026</w:t>
+        <w:t xml:space="preserve">September 12, 2026</w:t>
       </w:r>
     </w:p>
     <w:tbl>
@@ -1527,7 +1527,7 @@
         <w:szCs w:val="14"/>
         <w:rFonts w:ascii="Cambria" w:cs="Cambria" w:eastAsia="Cambria" w:hAnsi="Cambria"/>
       </w:rPr>
-      <w:t xml:space="preserve">Generated September 11, 2026  |  California Community Colleges  |  CPL Initiative</w:t>
+      <w:t xml:space="preserve">Generated September 12, 2026  |  California Community Colleges  |  CPL Initiative</w:t>
     </w:r>
     <w:r>
       <w:rPr>
